--- a/T6/Roteiro apresentação.docx
+++ b/T6/Roteiro apresentação.docx
@@ -2,202 +2,27 @@
 <file path=word/document.xml><?xml version="1.0" encoding="utf-8"?>
 <w:document xmlns:wpc="http://schemas.microsoft.com/office/word/2010/wordprocessingCanvas" xmlns:cx="http://schemas.microsoft.com/office/drawing/2014/chartex" xmlns:cx1="http://schemas.microsoft.com/office/drawing/2015/9/8/chartex" xmlns:cx2="http://schemas.microsoft.com/office/drawing/2015/10/21/chartex" xmlns:cx3="http://schemas.microsoft.com/office/drawing/2016/5/9/chartex" xmlns:cx4="http://schemas.microsoft.com/office/drawing/2016/5/10/chartex" xmlns:cx5="http://schemas.microsoft.com/office/drawing/2016/5/11/chartex" xmlns:cx6="http://schemas.microsoft.com/office/drawing/2016/5/12/chartex" xmlns:cx7="http://schemas.microsoft.com/office/drawing/2016/5/13/chartex" xmlns:cx8="http://schemas.microsoft.com/office/drawing/2016/5/14/chartex" xmlns:mc="http://schemas.openxmlformats.org/markup-compatibility/2006" xmlns:m="http://schemas.openxmlformats.org/officeDocument/2006/math" xmlns:aink="http://schemas.microsoft.com/office/drawing/2016/ink" xmlns:am3d="http://schemas.microsoft.com/office/drawing/2017/model3d" xmlns:oel="http://schemas.microsoft.com/office/2019/extlst" xmlns:r="http://schemas.openxmlformats.org/officeDocument/2006/relationships" xmlns:wp14="http://schemas.microsoft.com/office/word/2010/wordprocessingDrawing" xmlns:wp="http://schemas.openxmlformats.org/drawingml/2006/wordprocessingDrawing" xmlns:wpg="http://schemas.microsoft.com/office/word/2010/wordprocessingGroup" xmlns:wpi="http://schemas.microsoft.com/office/word/2010/wordprocessingInk" xmlns:wps="http://schemas.microsoft.com/office/word/2010/wordprocessingShape" xmlns:o="urn:schemas-microsoft-com:office:office" xmlns:v="urn:schemas-microsoft-com:vml" xmlns:w10="urn:schemas-microsoft-com:office:word" xmlns:w="http://schemas.openxmlformats.org/wordprocessingml/2006/main" xmlns:w14="http://schemas.microsoft.com/office/word/2010/wordml" xmlns:w15="http://schemas.microsoft.com/office/word/2012/wordml" xmlns:w16cex="http://schemas.microsoft.com/office/word/2018/wordml/cex" xmlns:w16cid="http://schemas.microsoft.com/office/word/2016/wordml/cid" xmlns:w16="http://schemas.microsoft.com/office/word/2018/wordml" xmlns:w16sdtdh="http://schemas.microsoft.com/office/word/2020/wordml/sdtdatahash" xmlns:w16sdtfl="http://schemas.microsoft.com/office/word/2024/wordml/sdtformatlock" xmlns:w16se="http://schemas.microsoft.com/office/word/2015/wordml/symex" xmlns:w16du="http://schemas.microsoft.com/office/word/2023/wordml/word16du" xmlns:wne="http://schemas.microsoft.com/office/word/2006/wordml" mc:Ignorable="w14 w15 w16se w16cid w16 w16cex w16sdtdh w16sdtfl w16du wp14">
   <w:body>
-    <w:p>
-      <w:pPr>
-        <w:spacing w:before="100" w:beforeAutospacing="1" w:after="100" w:afterAutospacing="1"/>
-        <w:rPr>
-          <w:rFonts w:ascii="Times New Roman" w:eastAsia="Times New Roman" w:hAnsi="Times New Roman" w:cs="Times New Roman"/>
-          <w:kern w:val="0"/>
-          <w:lang w:eastAsia="pt-BR"/>
-          <w14:ligatures w14:val="none"/>
-        </w:rPr>
-      </w:pPr>
-      <w:r>
-        <w:rPr>
-          <w:rFonts w:ascii="Times New Roman" w:eastAsia="Times New Roman" w:hAnsi="Times New Roman" w:cs="Times New Roman"/>
-          <w:kern w:val="0"/>
-          <w:lang w:eastAsia="pt-BR"/>
-          <w14:ligatures w14:val="none"/>
-        </w:rPr>
-        <w:t>Roteiro apresentação:</w:t>
-      </w:r>
-    </w:p>
-    <w:p>
-      <w:pPr>
-        <w:numPr>
-          <w:ilvl w:val="0"/>
-          <w:numId w:val="1"/>
-        </w:numPr>
-        <w:spacing w:before="100" w:beforeAutospacing="1" w:after="100" w:afterAutospacing="1"/>
-        <w:rPr>
-          <w:rFonts w:ascii="Times New Roman" w:eastAsia="Times New Roman" w:hAnsi="Times New Roman" w:cs="Times New Roman"/>
-          <w:kern w:val="0"/>
-          <w:lang w:eastAsia="pt-BR"/>
-          <w14:ligatures w14:val="none"/>
-        </w:rPr>
-      </w:pPr>
-      <w:r>
-        <w:rPr>
-          <w:rFonts w:ascii="Times New Roman" w:eastAsia="Times New Roman" w:hAnsi="Times New Roman" w:cs="Times New Roman"/>
-          <w:b/>
-          <w:bCs/>
-          <w:kern w:val="0"/>
-          <w:lang w:eastAsia="pt-BR"/>
-          <w14:ligatures w14:val="none"/>
-        </w:rPr>
-        <w:t>Amanda:</w:t>
-      </w:r>
-      <w:r>
-        <w:rPr>
-          <w:rFonts w:ascii="Times New Roman" w:eastAsia="Times New Roman" w:hAnsi="Times New Roman" w:cs="Times New Roman"/>
-          <w:kern w:val="0"/>
-          <w:lang w:eastAsia="pt-BR"/>
-          <w14:ligatures w14:val="none"/>
-        </w:rPr>
-        <w:t xml:space="preserve"> Introdução + Exercício 1 (visão geral) — </w:t>
-      </w:r>
-      <w:r>
-        <w:rPr>
-          <w:rFonts w:ascii="Times New Roman" w:eastAsia="Times New Roman" w:hAnsi="Times New Roman" w:cs="Times New Roman"/>
-          <w:b/>
-          <w:bCs/>
-          <w:kern w:val="0"/>
-          <w:lang w:eastAsia="pt-BR"/>
-          <w14:ligatures w14:val="none"/>
-        </w:rPr>
-        <w:t>4 min</w:t>
-      </w:r>
-    </w:p>
-    <w:p>
-      <w:pPr>
-        <w:numPr>
-          <w:ilvl w:val="0"/>
-          <w:numId w:val="1"/>
-        </w:numPr>
-        <w:spacing w:before="100" w:beforeAutospacing="1" w:after="100" w:afterAutospacing="1"/>
-        <w:rPr>
-          <w:rFonts w:ascii="Times New Roman" w:eastAsia="Times New Roman" w:hAnsi="Times New Roman" w:cs="Times New Roman"/>
-          <w:kern w:val="0"/>
-          <w:lang w:eastAsia="pt-BR"/>
-          <w14:ligatures w14:val="none"/>
-        </w:rPr>
-      </w:pPr>
-      <w:r>
-        <w:rPr>
-          <w:rFonts w:ascii="Times New Roman" w:eastAsia="Times New Roman" w:hAnsi="Times New Roman" w:cs="Times New Roman"/>
-          <w:b/>
-          <w:bCs/>
-          <w:kern w:val="0"/>
-          <w:lang w:eastAsia="pt-BR"/>
-          <w14:ligatures w14:val="none"/>
-        </w:rPr>
-        <w:t>Jair (você):</w:t>
-      </w:r>
-      <w:r>
-        <w:rPr>
-          <w:rFonts w:ascii="Times New Roman" w:eastAsia="Times New Roman" w:hAnsi="Times New Roman" w:cs="Times New Roman"/>
-          <w:kern w:val="0"/>
-          <w:lang w:eastAsia="pt-BR"/>
-          <w14:ligatures w14:val="none"/>
-        </w:rPr>
-        <w:t xml:space="preserve"> Métodos e comparação do Exercício 1 — </w:t>
-      </w:r>
-      <w:r>
-        <w:rPr>
-          <w:rFonts w:ascii="Times New Roman" w:eastAsia="Times New Roman" w:hAnsi="Times New Roman" w:cs="Times New Roman"/>
-          <w:b/>
-          <w:bCs/>
-          <w:kern w:val="0"/>
-          <w:lang w:eastAsia="pt-BR"/>
-          <w14:ligatures w14:val="none"/>
-        </w:rPr>
-        <w:t>4 min</w:t>
-      </w:r>
-    </w:p>
-    <w:p>
-      <w:pPr>
-        <w:numPr>
-          <w:ilvl w:val="0"/>
-          <w:numId w:val="1"/>
-        </w:numPr>
-        <w:spacing w:before="100" w:beforeAutospacing="1" w:after="100" w:afterAutospacing="1"/>
-        <w:rPr>
-          <w:rFonts w:ascii="Times New Roman" w:eastAsia="Times New Roman" w:hAnsi="Times New Roman" w:cs="Times New Roman"/>
-          <w:kern w:val="0"/>
-          <w:lang w:eastAsia="pt-BR"/>
-          <w14:ligatures w14:val="none"/>
-        </w:rPr>
-      </w:pPr>
-      <w:r>
-        <w:rPr>
-          <w:rFonts w:ascii="Times New Roman" w:eastAsia="Times New Roman" w:hAnsi="Times New Roman" w:cs="Times New Roman"/>
-          <w:b/>
-          <w:bCs/>
-          <w:kern w:val="0"/>
-          <w:lang w:eastAsia="pt-BR"/>
-          <w14:ligatures w14:val="none"/>
-        </w:rPr>
-        <w:t>Gustavo:</w:t>
-      </w:r>
-      <w:r>
-        <w:rPr>
-          <w:rFonts w:ascii="Times New Roman" w:eastAsia="Times New Roman" w:hAnsi="Times New Roman" w:cs="Times New Roman"/>
-          <w:kern w:val="0"/>
-          <w:lang w:eastAsia="pt-BR"/>
-          <w14:ligatures w14:val="none"/>
-        </w:rPr>
-        <w:t xml:space="preserve"> Exercício 2 + conclusões — </w:t>
-      </w:r>
-      <w:r>
-        <w:rPr>
-          <w:rFonts w:ascii="Times New Roman" w:eastAsia="Times New Roman" w:hAnsi="Times New Roman" w:cs="Times New Roman"/>
-          <w:b/>
-          <w:bCs/>
-          <w:kern w:val="0"/>
-          <w:lang w:eastAsia="pt-BR"/>
-          <w14:ligatures w14:val="none"/>
-        </w:rPr>
-        <w:t>4 min</w:t>
-      </w:r>
-    </w:p>
-    <w:p>
-      <w:pPr>
-        <w:spacing w:before="100" w:beforeAutospacing="1" w:after="100" w:afterAutospacing="1"/>
-        <w:rPr>
-          <w:rFonts w:ascii="Times New Roman" w:eastAsia="Times New Roman" w:hAnsi="Times New Roman" w:cs="Times New Roman"/>
-          <w:kern w:val="0"/>
-          <w:lang w:eastAsia="pt-BR"/>
-          <w14:ligatures w14:val="none"/>
-        </w:rPr>
-      </w:pPr>
-      <w:r>
-        <w:rPr>
-          <w:rFonts w:ascii="Times New Roman" w:eastAsia="Times New Roman" w:hAnsi="Times New Roman" w:cs="Times New Roman"/>
-          <w:kern w:val="0"/>
-          <w:lang w:eastAsia="pt-BR"/>
-          <w14:ligatures w14:val="none"/>
-        </w:rPr>
-        <w:t>Assim cada um fala uma parte bem definida e você fica exatamente no meio da apresentação.</w:t>
-      </w:r>
-    </w:p>
-    <w:p>
-      <w:pPr>
-        <w:rPr>
-          <w:rFonts w:ascii="Times New Roman" w:eastAsia="Times New Roman" w:hAnsi="Times New Roman" w:cs="Times New Roman"/>
-          <w:kern w:val="0"/>
-          <w:lang w:eastAsia="pt-BR"/>
-          <w14:ligatures w14:val="none"/>
-        </w:rPr>
-      </w:pPr>
-      <w:r>
-        <w:rPr>
-          <w:rFonts w:ascii="Times New Roman" w:eastAsia="Times New Roman" w:hAnsi="Times New Roman" w:cs="Times New Roman"/>
+    <w:bookmarkStart w:id="0" w:name="OLE_LINK1"/>
+    <w:p>
+      <w:pPr>
+        <w:rPr>
+          <w:rFonts w:ascii="Times New Roman" w:eastAsia="Times New Roman" w:hAnsi="Times New Roman" w:cs="Times New Roman"/>
+          <w:kern w:val="0"/>
+          <w:lang w:eastAsia="pt-BR"/>
+          <w14:ligatures w14:val="none"/>
+        </w:rPr>
+      </w:pPr>
+      <w:r>
+        <w:rPr>
           <w:noProof/>
-          <w:kern w:val="0"/>
-          <w:lang w:eastAsia="pt-BR"/>
-        </w:rPr>
-        <w:pict w14:anchorId="44BD2F24">
-          <v:rect id="_x0000_i1049" alt="" style="width:425.2pt;height:.05pt;mso-width-percent:0;mso-height-percent:0;mso-width-percent:0;mso-height-percent:0" o:hralign="center" o:hrstd="t" o:hr="t" fillcolor="#a0a0a0" stroked="f"/>
+        </w:rPr>
+      </w:r>
+      <w:r>
+        <w:pict w14:anchorId="0BB027F2">
+          <v:rect id="Horizontal Line 1" o:spid="_x0000_s1055" style="width:425.2pt;height:.05pt;visibility:visible;mso-wrap-style:square;mso-left-percent:-10001;mso-top-percent:-10001;mso-position-horizontal:absolute;mso-position-horizontal-relative:char;mso-position-vertical:absolute;mso-position-vertical-relative:line;mso-left-percent:-10001;mso-top-percent:-10001;v-text-anchor:top" o:gfxdata="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" filled="f">
+            <o:lock v:ext="edit" rotation="t" aspectratio="t" verticies="t" text="t" shapetype="t"/>
+            <w10:anchorlock/>
+          </v:rect>
         </w:pict>
       </w:r>
     </w:p>
@@ -227,25 +52,32 @@
           <w:lang w:eastAsia="pt-BR"/>
           <w14:ligatures w14:val="none"/>
         </w:rPr>
-        <w:t>Amanda (Slides 1–8) — ~4 minutos</w:t>
-      </w:r>
-    </w:p>
-    <w:p>
-      <w:pPr>
-        <w:spacing w:before="100" w:beforeAutospacing="1" w:after="100" w:afterAutospacing="1"/>
-        <w:rPr>
-          <w:rFonts w:ascii="Times New Roman" w:eastAsia="Times New Roman" w:hAnsi="Times New Roman" w:cs="Times New Roman"/>
-          <w:kern w:val="0"/>
-          <w:lang w:eastAsia="pt-BR"/>
-          <w14:ligatures w14:val="none"/>
-        </w:rPr>
-      </w:pPr>
-      <w:r>
-        <w:rPr>
-          <w:rFonts w:ascii="Times New Roman" w:eastAsia="Times New Roman" w:hAnsi="Times New Roman" w:cs="Times New Roman"/>
-          <w:b/>
-          <w:bCs/>
-          <w:kern w:val="0"/>
+        <w:t>Amanda</w:t>
+      </w:r>
+    </w:p>
+    <w:p>
+      <w:pPr>
+        <w:spacing w:before="100" w:beforeAutospacing="1" w:after="100" w:afterAutospacing="1"/>
+        <w:outlineLvl w:val="2"/>
+        <w:rPr>
+          <w:rFonts w:ascii="Times New Roman" w:eastAsia="Times New Roman" w:hAnsi="Times New Roman" w:cs="Times New Roman"/>
+          <w:b/>
+          <w:bCs/>
+          <w:kern w:val="0"/>
+          <w:sz w:val="27"/>
+          <w:szCs w:val="27"/>
+          <w:lang w:eastAsia="pt-BR"/>
+          <w14:ligatures w14:val="none"/>
+        </w:rPr>
+      </w:pPr>
+      <w:r>
+        <w:rPr>
+          <w:rFonts w:ascii="Times New Roman" w:eastAsia="Times New Roman" w:hAnsi="Times New Roman" w:cs="Times New Roman"/>
+          <w:b/>
+          <w:bCs/>
+          <w:kern w:val="0"/>
+          <w:sz w:val="27"/>
+          <w:szCs w:val="27"/>
           <w:lang w:eastAsia="pt-BR"/>
           <w14:ligatures w14:val="none"/>
         </w:rPr>
@@ -269,46 +101,55 @@
           <w:lang w:eastAsia="pt-BR"/>
           <w14:ligatures w14:val="none"/>
         </w:rPr>
-        <w:t>"Boa tarde. Nós somos Amanda, Gustavo e Jair, e vamos apresentar o Trabalho 6 da disciplina de Métodos Numéricos, cujo tema é Integração Numérica."</w:t>
-      </w:r>
-    </w:p>
-    <w:p>
-      <w:pPr>
-        <w:rPr>
-          <w:rFonts w:ascii="Times New Roman" w:eastAsia="Times New Roman" w:hAnsi="Times New Roman" w:cs="Times New Roman"/>
-          <w:kern w:val="0"/>
-          <w:lang w:eastAsia="pt-BR"/>
-          <w14:ligatures w14:val="none"/>
-        </w:rPr>
-      </w:pPr>
-      <w:r>
-        <w:rPr>
-          <w:rFonts w:ascii="Times New Roman" w:eastAsia="Times New Roman" w:hAnsi="Times New Roman" w:cs="Times New Roman"/>
+        <w:t>Boa tarde. Nós somos Amanda Moraes, Gustavo Mendes e Jair Schmitt Junior e vamos apresentar o Trabalho 6 da disciplina de Métodos Numéricos, sobre Integração Numérica.</w:t>
+      </w:r>
+    </w:p>
+    <w:p>
+      <w:pPr>
+        <w:rPr>
+          <w:rFonts w:ascii="Times New Roman" w:eastAsia="Times New Roman" w:hAnsi="Times New Roman" w:cs="Times New Roman"/>
+          <w:kern w:val="0"/>
+          <w:lang w:eastAsia="pt-BR"/>
+          <w14:ligatures w14:val="none"/>
+        </w:rPr>
+      </w:pPr>
+      <w:r>
+        <w:rPr>
           <w:noProof/>
-          <w:kern w:val="0"/>
-          <w:lang w:eastAsia="pt-BR"/>
-        </w:rPr>
-        <w:pict w14:anchorId="65BCFE0E">
-          <v:rect id="_x0000_i1048" alt="" style="width:425.2pt;height:.05pt;mso-width-percent:0;mso-height-percent:0;mso-width-percent:0;mso-height-percent:0" o:hralign="center" o:hrstd="t" o:hr="t" fillcolor="#a0a0a0" stroked="f"/>
+        </w:rPr>
+      </w:r>
+      <w:r>
+        <w:pict w14:anchorId="78D44CC6">
+          <v:rect id="Horizontal Line 2" o:spid="_x0000_s1054" style="width:425.2pt;height:.05pt;visibility:visible;mso-wrap-style:square;mso-left-percent:-10001;mso-top-percent:-10001;mso-position-horizontal:absolute;mso-position-horizontal-relative:char;mso-position-vertical:absolute;mso-position-vertical-relative:line;mso-left-percent:-10001;mso-top-percent:-10001;v-text-anchor:top" o:gfxdata="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" filled="f">
+            <o:lock v:ext="edit" rotation="t" aspectratio="t" verticies="t" text="t" shapetype="t"/>
+            <w10:anchorlock/>
+          </v:rect>
         </w:pict>
       </w:r>
     </w:p>
     <w:p>
       <w:pPr>
         <w:spacing w:before="100" w:beforeAutospacing="1" w:after="100" w:afterAutospacing="1"/>
-        <w:rPr>
-          <w:rFonts w:ascii="Times New Roman" w:eastAsia="Times New Roman" w:hAnsi="Times New Roman" w:cs="Times New Roman"/>
-          <w:kern w:val="0"/>
-          <w:lang w:eastAsia="pt-BR"/>
-          <w14:ligatures w14:val="none"/>
-        </w:rPr>
-      </w:pPr>
-      <w:r>
-        <w:rPr>
-          <w:rFonts w:ascii="Times New Roman" w:eastAsia="Times New Roman" w:hAnsi="Times New Roman" w:cs="Times New Roman"/>
-          <w:b/>
-          <w:bCs/>
-          <w:kern w:val="0"/>
+        <w:outlineLvl w:val="2"/>
+        <w:rPr>
+          <w:rFonts w:ascii="Times New Roman" w:eastAsia="Times New Roman" w:hAnsi="Times New Roman" w:cs="Times New Roman"/>
+          <w:b/>
+          <w:bCs/>
+          <w:kern w:val="0"/>
+          <w:sz w:val="27"/>
+          <w:szCs w:val="27"/>
+          <w:lang w:eastAsia="pt-BR"/>
+          <w14:ligatures w14:val="none"/>
+        </w:rPr>
+      </w:pPr>
+      <w:r>
+        <w:rPr>
+          <w:rFonts w:ascii="Times New Roman" w:eastAsia="Times New Roman" w:hAnsi="Times New Roman" w:cs="Times New Roman"/>
+          <w:b/>
+          <w:bCs/>
+          <w:kern w:val="0"/>
+          <w:sz w:val="27"/>
+          <w:szCs w:val="27"/>
           <w:lang w:eastAsia="pt-BR"/>
           <w14:ligatures w14:val="none"/>
         </w:rPr>
@@ -332,46 +173,55 @@
           <w:lang w:eastAsia="pt-BR"/>
           <w14:ligatures w14:val="none"/>
         </w:rPr>
-        <w:t>"Primeiro faremos uma breve introdução ao tema. Depois apresentaremos o Exercício 1, aplicando diferentes métodos de integração numérica. Em seguida mostraremos o Exercício 2 e, por fim, faremos uma comparação dos resultados e as conclusões."</w:t>
-      </w:r>
-    </w:p>
-    <w:p>
-      <w:pPr>
-        <w:rPr>
-          <w:rFonts w:ascii="Times New Roman" w:eastAsia="Times New Roman" w:hAnsi="Times New Roman" w:cs="Times New Roman"/>
-          <w:kern w:val="0"/>
-          <w:lang w:eastAsia="pt-BR"/>
-          <w14:ligatures w14:val="none"/>
-        </w:rPr>
-      </w:pPr>
-      <w:r>
-        <w:rPr>
-          <w:rFonts w:ascii="Times New Roman" w:eastAsia="Times New Roman" w:hAnsi="Times New Roman" w:cs="Times New Roman"/>
+        <w:t>Primeiro faremos uma breve introdução. Em seguida apresentaremos o Exercício 1, comparando diferentes métodos de integração numérica. Depois resolveremos o Exercício 2 e, por fim, apresentaremos as conclusões.</w:t>
+      </w:r>
+    </w:p>
+    <w:p>
+      <w:pPr>
+        <w:rPr>
+          <w:rFonts w:ascii="Times New Roman" w:eastAsia="Times New Roman" w:hAnsi="Times New Roman" w:cs="Times New Roman"/>
+          <w:kern w:val="0"/>
+          <w:lang w:eastAsia="pt-BR"/>
+          <w14:ligatures w14:val="none"/>
+        </w:rPr>
+      </w:pPr>
+      <w:r>
+        <w:rPr>
           <w:noProof/>
-          <w:kern w:val="0"/>
-          <w:lang w:eastAsia="pt-BR"/>
-        </w:rPr>
-        <w:pict w14:anchorId="30657256">
-          <v:rect id="_x0000_i1047" alt="" style="width:425.2pt;height:.05pt;mso-width-percent:0;mso-height-percent:0;mso-width-percent:0;mso-height-percent:0" o:hralign="center" o:hrstd="t" o:hr="t" fillcolor="#a0a0a0" stroked="f"/>
+        </w:rPr>
+      </w:r>
+      <w:r>
+        <w:pict w14:anchorId="5E5CB6AC">
+          <v:rect id="Horizontal Line 3" o:spid="_x0000_s1053" style="width:425.2pt;height:.05pt;visibility:visible;mso-wrap-style:square;mso-left-percent:-10001;mso-top-percent:-10001;mso-position-horizontal:absolute;mso-position-horizontal-relative:char;mso-position-vertical:absolute;mso-position-vertical-relative:line;mso-left-percent:-10001;mso-top-percent:-10001;v-text-anchor:top" o:gfxdata="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" filled="f">
+            <o:lock v:ext="edit" rotation="t" aspectratio="t" verticies="t" text="t" shapetype="t"/>
+            <w10:anchorlock/>
+          </v:rect>
         </w:pict>
       </w:r>
     </w:p>
     <w:p>
       <w:pPr>
         <w:spacing w:before="100" w:beforeAutospacing="1" w:after="100" w:afterAutospacing="1"/>
-        <w:rPr>
-          <w:rFonts w:ascii="Times New Roman" w:eastAsia="Times New Roman" w:hAnsi="Times New Roman" w:cs="Times New Roman"/>
-          <w:kern w:val="0"/>
-          <w:lang w:eastAsia="pt-BR"/>
-          <w14:ligatures w14:val="none"/>
-        </w:rPr>
-      </w:pPr>
-      <w:r>
-        <w:rPr>
-          <w:rFonts w:ascii="Times New Roman" w:eastAsia="Times New Roman" w:hAnsi="Times New Roman" w:cs="Times New Roman"/>
-          <w:b/>
-          <w:bCs/>
-          <w:kern w:val="0"/>
+        <w:outlineLvl w:val="2"/>
+        <w:rPr>
+          <w:rFonts w:ascii="Times New Roman" w:eastAsia="Times New Roman" w:hAnsi="Times New Roman" w:cs="Times New Roman"/>
+          <w:b/>
+          <w:bCs/>
+          <w:kern w:val="0"/>
+          <w:sz w:val="27"/>
+          <w:szCs w:val="27"/>
+          <w:lang w:eastAsia="pt-BR"/>
+          <w14:ligatures w14:val="none"/>
+        </w:rPr>
+      </w:pPr>
+      <w:r>
+        <w:rPr>
+          <w:rFonts w:ascii="Times New Roman" w:eastAsia="Times New Roman" w:hAnsi="Times New Roman" w:cs="Times New Roman"/>
+          <w:b/>
+          <w:bCs/>
+          <w:kern w:val="0"/>
+          <w:sz w:val="27"/>
+          <w:szCs w:val="27"/>
           <w:lang w:eastAsia="pt-BR"/>
           <w14:ligatures w14:val="none"/>
         </w:rPr>
@@ -395,46 +245,55 @@
           <w:lang w:eastAsia="pt-BR"/>
           <w14:ligatures w14:val="none"/>
         </w:rPr>
-        <w:t>"A integração numérica é utilizada quando calcular uma integral analiticamente é difícil ou inviável. Esses métodos são muito empregados em problemas de engenharia para estimar áreas, volumes, trabalho e diversas outras grandezas."</w:t>
-      </w:r>
-    </w:p>
-    <w:p>
-      <w:pPr>
-        <w:rPr>
-          <w:rFonts w:ascii="Times New Roman" w:eastAsia="Times New Roman" w:hAnsi="Times New Roman" w:cs="Times New Roman"/>
-          <w:kern w:val="0"/>
-          <w:lang w:eastAsia="pt-BR"/>
-          <w14:ligatures w14:val="none"/>
-        </w:rPr>
-      </w:pPr>
-      <w:r>
-        <w:rPr>
-          <w:rFonts w:ascii="Times New Roman" w:eastAsia="Times New Roman" w:hAnsi="Times New Roman" w:cs="Times New Roman"/>
+        <w:t>A integração numérica é utilizada quando calcular a integral analiticamente é difícil ou inviável. Esses métodos são muito utilizados em problemas de engenharia para estimar áreas, volumes, trabalho e outras grandezas.</w:t>
+      </w:r>
+    </w:p>
+    <w:p>
+      <w:pPr>
+        <w:rPr>
+          <w:rFonts w:ascii="Times New Roman" w:eastAsia="Times New Roman" w:hAnsi="Times New Roman" w:cs="Times New Roman"/>
+          <w:kern w:val="0"/>
+          <w:lang w:eastAsia="pt-BR"/>
+          <w14:ligatures w14:val="none"/>
+        </w:rPr>
+      </w:pPr>
+      <w:r>
+        <w:rPr>
           <w:noProof/>
-          <w:kern w:val="0"/>
-          <w:lang w:eastAsia="pt-BR"/>
-        </w:rPr>
-        <w:pict w14:anchorId="04F413BF">
-          <v:rect id="_x0000_i1046" alt="" style="width:425.2pt;height:.05pt;mso-width-percent:0;mso-height-percent:0;mso-width-percent:0;mso-height-percent:0" o:hralign="center" o:hrstd="t" o:hr="t" fillcolor="#a0a0a0" stroked="f"/>
+        </w:rPr>
+      </w:r>
+      <w:r>
+        <w:pict w14:anchorId="5934EB4A">
+          <v:rect id="Horizontal Line 4" o:spid="_x0000_s1052" style="width:425.2pt;height:.05pt;visibility:visible;mso-wrap-style:square;mso-left-percent:-10001;mso-top-percent:-10001;mso-position-horizontal:absolute;mso-position-horizontal-relative:char;mso-position-vertical:absolute;mso-position-vertical-relative:line;mso-left-percent:-10001;mso-top-percent:-10001;v-text-anchor:top" o:gfxdata="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" filled="f">
+            <o:lock v:ext="edit" rotation="t" aspectratio="t" verticies="t" text="t" shapetype="t"/>
+            <w10:anchorlock/>
+          </v:rect>
         </w:pict>
       </w:r>
     </w:p>
     <w:p>
       <w:pPr>
         <w:spacing w:before="100" w:beforeAutospacing="1" w:after="100" w:afterAutospacing="1"/>
-        <w:rPr>
-          <w:rFonts w:ascii="Times New Roman" w:eastAsia="Times New Roman" w:hAnsi="Times New Roman" w:cs="Times New Roman"/>
-          <w:kern w:val="0"/>
-          <w:lang w:eastAsia="pt-BR"/>
-          <w14:ligatures w14:val="none"/>
-        </w:rPr>
-      </w:pPr>
-      <w:r>
-        <w:rPr>
-          <w:rFonts w:ascii="Times New Roman" w:eastAsia="Times New Roman" w:hAnsi="Times New Roman" w:cs="Times New Roman"/>
-          <w:b/>
-          <w:bCs/>
-          <w:kern w:val="0"/>
+        <w:outlineLvl w:val="2"/>
+        <w:rPr>
+          <w:rFonts w:ascii="Times New Roman" w:eastAsia="Times New Roman" w:hAnsi="Times New Roman" w:cs="Times New Roman"/>
+          <w:b/>
+          <w:bCs/>
+          <w:kern w:val="0"/>
+          <w:sz w:val="27"/>
+          <w:szCs w:val="27"/>
+          <w:lang w:eastAsia="pt-BR"/>
+          <w14:ligatures w14:val="none"/>
+        </w:rPr>
+      </w:pPr>
+      <w:r>
+        <w:rPr>
+          <w:rFonts w:ascii="Times New Roman" w:eastAsia="Times New Roman" w:hAnsi="Times New Roman" w:cs="Times New Roman"/>
+          <w:b/>
+          <w:bCs/>
+          <w:kern w:val="0"/>
+          <w:sz w:val="27"/>
+          <w:szCs w:val="27"/>
           <w:lang w:eastAsia="pt-BR"/>
           <w14:ligatures w14:val="none"/>
         </w:rPr>
@@ -458,46 +317,55 @@
           <w:lang w:eastAsia="pt-BR"/>
           <w14:ligatures w14:val="none"/>
         </w:rPr>
-        <w:t>"Neste trabalho utilizamos as regras de Newton-Cotes, representadas pelas regras do Trapézio e de Simpson, além da Quadratura de Gauss. O objetivo foi comparar a precisão desses métodos."</w:t>
-      </w:r>
-    </w:p>
-    <w:p>
-      <w:pPr>
-        <w:rPr>
-          <w:rFonts w:ascii="Times New Roman" w:eastAsia="Times New Roman" w:hAnsi="Times New Roman" w:cs="Times New Roman"/>
-          <w:kern w:val="0"/>
-          <w:lang w:eastAsia="pt-BR"/>
-          <w14:ligatures w14:val="none"/>
-        </w:rPr>
-      </w:pPr>
-      <w:r>
-        <w:rPr>
-          <w:rFonts w:ascii="Times New Roman" w:eastAsia="Times New Roman" w:hAnsi="Times New Roman" w:cs="Times New Roman"/>
+        <w:t>Neste trabalho implementamos as regras do Trapézio, Trapézio Múltipla, Simpson 1/3, Simpson 1/3 Múltipla, Simpson 3/8 e a Quadratura de Gauss, comparando a precisão de cada método.</w:t>
+      </w:r>
+    </w:p>
+    <w:p>
+      <w:pPr>
+        <w:rPr>
+          <w:rFonts w:ascii="Times New Roman" w:eastAsia="Times New Roman" w:hAnsi="Times New Roman" w:cs="Times New Roman"/>
+          <w:kern w:val="0"/>
+          <w:lang w:eastAsia="pt-BR"/>
+          <w14:ligatures w14:val="none"/>
+        </w:rPr>
+      </w:pPr>
+      <w:r>
+        <w:rPr>
           <w:noProof/>
-          <w:kern w:val="0"/>
-          <w:lang w:eastAsia="pt-BR"/>
-        </w:rPr>
-        <w:pict w14:anchorId="1C9685BE">
-          <v:rect id="_x0000_i1045" alt="" style="width:425.2pt;height:.05pt;mso-width-percent:0;mso-height-percent:0;mso-width-percent:0;mso-height-percent:0" o:hralign="center" o:hrstd="t" o:hr="t" fillcolor="#a0a0a0" stroked="f"/>
+        </w:rPr>
+      </w:r>
+      <w:r>
+        <w:pict w14:anchorId="0947149E">
+          <v:rect id="Horizontal Line 5" o:spid="_x0000_s1051" style="width:425.2pt;height:.05pt;visibility:visible;mso-wrap-style:square;mso-left-percent:-10001;mso-top-percent:-10001;mso-position-horizontal:absolute;mso-position-horizontal-relative:char;mso-position-vertical:absolute;mso-position-vertical-relative:line;mso-left-percent:-10001;mso-top-percent:-10001;v-text-anchor:top" o:gfxdata="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" filled="f">
+            <o:lock v:ext="edit" rotation="t" aspectratio="t" verticies="t" text="t" shapetype="t"/>
+            <w10:anchorlock/>
+          </v:rect>
         </w:pict>
       </w:r>
     </w:p>
     <w:p>
       <w:pPr>
         <w:spacing w:before="100" w:beforeAutospacing="1" w:after="100" w:afterAutospacing="1"/>
-        <w:rPr>
-          <w:rFonts w:ascii="Times New Roman" w:eastAsia="Times New Roman" w:hAnsi="Times New Roman" w:cs="Times New Roman"/>
-          <w:kern w:val="0"/>
-          <w:lang w:eastAsia="pt-BR"/>
-          <w14:ligatures w14:val="none"/>
-        </w:rPr>
-      </w:pPr>
-      <w:r>
-        <w:rPr>
-          <w:rFonts w:ascii="Times New Roman" w:eastAsia="Times New Roman" w:hAnsi="Times New Roman" w:cs="Times New Roman"/>
-          <w:b/>
-          <w:bCs/>
-          <w:kern w:val="0"/>
+        <w:outlineLvl w:val="2"/>
+        <w:rPr>
+          <w:rFonts w:ascii="Times New Roman" w:eastAsia="Times New Roman" w:hAnsi="Times New Roman" w:cs="Times New Roman"/>
+          <w:b/>
+          <w:bCs/>
+          <w:kern w:val="0"/>
+          <w:sz w:val="27"/>
+          <w:szCs w:val="27"/>
+          <w:lang w:eastAsia="pt-BR"/>
+          <w14:ligatures w14:val="none"/>
+        </w:rPr>
+      </w:pPr>
+      <w:r>
+        <w:rPr>
+          <w:rFonts w:ascii="Times New Roman" w:eastAsia="Times New Roman" w:hAnsi="Times New Roman" w:cs="Times New Roman"/>
+          <w:b/>
+          <w:bCs/>
+          <w:kern w:val="0"/>
+          <w:sz w:val="27"/>
+          <w:szCs w:val="27"/>
           <w:lang w:eastAsia="pt-BR"/>
           <w14:ligatures w14:val="none"/>
         </w:rPr>
@@ -521,237 +389,193 @@
           <w:lang w:eastAsia="pt-BR"/>
           <w14:ligatures w14:val="none"/>
         </w:rPr>
-        <w:t>"No primeiro exercício foi proposta a integração da função apresentada no intervalo de zero até três meios. O objetivo foi obter a solução analítica e comparar os resultados dos diferentes métodos numéricos."</w:t>
-      </w:r>
-    </w:p>
-    <w:p>
-      <w:pPr>
-        <w:rPr>
-          <w:rFonts w:ascii="Times New Roman" w:eastAsia="Times New Roman" w:hAnsi="Times New Roman" w:cs="Times New Roman"/>
-          <w:kern w:val="0"/>
-          <w:lang w:eastAsia="pt-BR"/>
-          <w14:ligatures w14:val="none"/>
-        </w:rPr>
-      </w:pPr>
-      <w:r>
-        <w:rPr>
-          <w:rFonts w:ascii="Times New Roman" w:eastAsia="Times New Roman" w:hAnsi="Times New Roman" w:cs="Times New Roman"/>
+        <w:t>O primeiro exercício consiste em calcular numericamente essa integral definida e comparar os resultados obtidos por cada método com a solução analítica.</w:t>
+      </w:r>
+    </w:p>
+    <w:p>
+      <w:pPr>
+        <w:rPr>
+          <w:rFonts w:ascii="Times New Roman" w:eastAsia="Times New Roman" w:hAnsi="Times New Roman" w:cs="Times New Roman"/>
+          <w:kern w:val="0"/>
+          <w:lang w:eastAsia="pt-BR"/>
+          <w14:ligatures w14:val="none"/>
+        </w:rPr>
+      </w:pPr>
+      <w:r>
+        <w:rPr>
           <w:noProof/>
-          <w:kern w:val="0"/>
-          <w:lang w:eastAsia="pt-BR"/>
-        </w:rPr>
-        <w:lastRenderedPageBreak/>
-        <w:pict w14:anchorId="6949E578">
-          <v:rect id="_x0000_i1044" alt="" style="width:425.2pt;height:.05pt;mso-width-percent:0;mso-height-percent:0;mso-width-percent:0;mso-height-percent:0" o:hralign="center" o:hrstd="t" o:hr="t" fillcolor="#a0a0a0" stroked="f"/>
+        </w:rPr>
+      </w:r>
+      <w:r>
+        <w:pict w14:anchorId="339582CA">
+          <v:rect id="Horizontal Line 6" o:spid="_x0000_s1050" style="width:425.2pt;height:.05pt;visibility:visible;mso-wrap-style:square;mso-left-percent:-10001;mso-top-percent:-10001;mso-position-horizontal:absolute;mso-position-horizontal-relative:char;mso-position-vertical:absolute;mso-position-vertical-relative:line;mso-left-percent:-10001;mso-top-percent:-10001;v-text-anchor:top" o:gfxdata="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" filled="f">
+            <o:lock v:ext="edit" rotation="t" aspectratio="t" verticies="t" text="t" shapetype="t"/>
+            <w10:anchorlock/>
+          </v:rect>
         </w:pict>
       </w:r>
     </w:p>
     <w:p>
       <w:pPr>
         <w:spacing w:before="100" w:beforeAutospacing="1" w:after="100" w:afterAutospacing="1"/>
-        <w:rPr>
-          <w:rFonts w:ascii="Times New Roman" w:eastAsia="Times New Roman" w:hAnsi="Times New Roman" w:cs="Times New Roman"/>
-          <w:kern w:val="0"/>
-          <w:lang w:eastAsia="pt-BR"/>
-          <w14:ligatures w14:val="none"/>
-        </w:rPr>
-      </w:pPr>
-      <w:r>
-        <w:rPr>
-          <w:rFonts w:ascii="Times New Roman" w:eastAsia="Times New Roman" w:hAnsi="Times New Roman" w:cs="Times New Roman"/>
-          <w:b/>
-          <w:bCs/>
-          <w:kern w:val="0"/>
-          <w:lang w:eastAsia="pt-BR"/>
-          <w14:ligatures w14:val="none"/>
-        </w:rPr>
-        <w:t>Slide 6 – Função</w:t>
-      </w:r>
-    </w:p>
-    <w:p>
-      <w:pPr>
-        <w:spacing w:before="100" w:beforeAutospacing="1" w:after="100" w:afterAutospacing="1"/>
-        <w:rPr>
-          <w:rFonts w:ascii="Times New Roman" w:eastAsia="Times New Roman" w:hAnsi="Times New Roman" w:cs="Times New Roman"/>
-          <w:kern w:val="0"/>
-          <w:lang w:eastAsia="pt-BR"/>
-          <w14:ligatures w14:val="none"/>
-        </w:rPr>
-      </w:pPr>
-      <w:r>
-        <w:rPr>
-          <w:rFonts w:ascii="Times New Roman" w:eastAsia="Times New Roman" w:hAnsi="Times New Roman" w:cs="Times New Roman"/>
-          <w:kern w:val="0"/>
-          <w:lang w:eastAsia="pt-BR"/>
-          <w14:ligatures w14:val="none"/>
-        </w:rPr>
-        <w:t>"Aqui mostramos o gráfico da função integranda. A área sombreada representa exatamente a integral que desejamos calcular."</w:t>
-      </w:r>
-    </w:p>
-    <w:p>
-      <w:pPr>
-        <w:rPr>
-          <w:rFonts w:ascii="Times New Roman" w:eastAsia="Times New Roman" w:hAnsi="Times New Roman" w:cs="Times New Roman"/>
-          <w:kern w:val="0"/>
-          <w:lang w:eastAsia="pt-BR"/>
-          <w14:ligatures w14:val="none"/>
-        </w:rPr>
-      </w:pPr>
-      <w:r>
-        <w:rPr>
-          <w:rFonts w:ascii="Times New Roman" w:eastAsia="Times New Roman" w:hAnsi="Times New Roman" w:cs="Times New Roman"/>
+        <w:outlineLvl w:val="2"/>
+        <w:rPr>
+          <w:rFonts w:ascii="Times New Roman" w:eastAsia="Times New Roman" w:hAnsi="Times New Roman" w:cs="Times New Roman"/>
+          <w:b/>
+          <w:bCs/>
+          <w:kern w:val="0"/>
+          <w:sz w:val="27"/>
+          <w:szCs w:val="27"/>
+          <w:lang w:eastAsia="pt-BR"/>
+          <w14:ligatures w14:val="none"/>
+        </w:rPr>
+      </w:pPr>
+      <w:r>
+        <w:rPr>
+          <w:rFonts w:ascii="Times New Roman" w:eastAsia="Times New Roman" w:hAnsi="Times New Roman" w:cs="Times New Roman"/>
+          <w:b/>
+          <w:bCs/>
+          <w:kern w:val="0"/>
+          <w:sz w:val="27"/>
+          <w:szCs w:val="27"/>
+          <w:lang w:eastAsia="pt-BR"/>
+          <w14:ligatures w14:val="none"/>
+        </w:rPr>
+        <w:t>Slide 6 – Função Integranda</w:t>
+      </w:r>
+    </w:p>
+    <w:p>
+      <w:pPr>
+        <w:spacing w:before="100" w:beforeAutospacing="1" w:after="100" w:afterAutospacing="1"/>
+        <w:rPr>
+          <w:rFonts w:ascii="Times New Roman" w:eastAsia="Times New Roman" w:hAnsi="Times New Roman" w:cs="Times New Roman"/>
+          <w:kern w:val="0"/>
+          <w:lang w:eastAsia="pt-BR"/>
+          <w14:ligatures w14:val="none"/>
+        </w:rPr>
+      </w:pPr>
+      <w:r>
+        <w:rPr>
+          <w:rFonts w:ascii="Times New Roman" w:eastAsia="Times New Roman" w:hAnsi="Times New Roman" w:cs="Times New Roman"/>
+          <w:kern w:val="0"/>
+          <w:lang w:eastAsia="pt-BR"/>
+          <w14:ligatures w14:val="none"/>
+        </w:rPr>
+        <w:t>Aqui mostramos o gráfico da função. A região sombreada representa exatamente a área sob a curva que queremos calcular.</w:t>
+      </w:r>
+    </w:p>
+    <w:p>
+      <w:pPr>
+        <w:rPr>
+          <w:rFonts w:ascii="Times New Roman" w:eastAsia="Times New Roman" w:hAnsi="Times New Roman" w:cs="Times New Roman"/>
+          <w:kern w:val="0"/>
+          <w:lang w:eastAsia="pt-BR"/>
+          <w14:ligatures w14:val="none"/>
+        </w:rPr>
+      </w:pPr>
+      <w:r>
+        <w:rPr>
           <w:noProof/>
-          <w:kern w:val="0"/>
-          <w:lang w:eastAsia="pt-BR"/>
-        </w:rPr>
-        <w:pict w14:anchorId="7234A212">
-          <v:rect id="_x0000_i1043" alt="" style="width:425.2pt;height:.05pt;mso-width-percent:0;mso-height-percent:0;mso-width-percent:0;mso-height-percent:0" o:hralign="center" o:hrstd="t" o:hr="t" fillcolor="#a0a0a0" stroked="f"/>
+        </w:rPr>
+      </w:r>
+      <w:r>
+        <w:pict w14:anchorId="4E769389">
+          <v:rect id="Horizontal Line 7" o:spid="_x0000_s1049" style="width:425.2pt;height:.05pt;visibility:visible;mso-wrap-style:square;mso-left-percent:-10001;mso-top-percent:-10001;mso-position-horizontal:absolute;mso-position-horizontal-relative:char;mso-position-vertical:absolute;mso-position-vertical-relative:line;mso-left-percent:-10001;mso-top-percent:-10001;v-text-anchor:top" o:gfxdata="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" filled="f">
+            <o:lock v:ext="edit" rotation="t" aspectratio="t" verticies="t" text="t" shapetype="t"/>
+            <w10:anchorlock/>
+          </v:rect>
         </w:pict>
       </w:r>
     </w:p>
     <w:p>
       <w:pPr>
         <w:spacing w:before="100" w:beforeAutospacing="1" w:after="100" w:afterAutospacing="1"/>
-        <w:rPr>
-          <w:rFonts w:ascii="Times New Roman" w:eastAsia="Times New Roman" w:hAnsi="Times New Roman" w:cs="Times New Roman"/>
-          <w:kern w:val="0"/>
-          <w:lang w:eastAsia="pt-BR"/>
-          <w14:ligatures w14:val="none"/>
-        </w:rPr>
-      </w:pPr>
-      <w:r>
-        <w:rPr>
-          <w:rFonts w:ascii="Times New Roman" w:eastAsia="Times New Roman" w:hAnsi="Times New Roman" w:cs="Times New Roman"/>
-          <w:b/>
-          <w:bCs/>
-          <w:kern w:val="0"/>
-          <w:lang w:eastAsia="pt-BR"/>
-          <w14:ligatures w14:val="none"/>
-        </w:rPr>
-        <w:t>Slide 7 – Fluxograma</w:t>
-      </w:r>
-    </w:p>
-    <w:p>
-      <w:pPr>
-        <w:spacing w:before="100" w:beforeAutospacing="1" w:after="100" w:afterAutospacing="1"/>
-        <w:rPr>
-          <w:rFonts w:ascii="Times New Roman" w:eastAsia="Times New Roman" w:hAnsi="Times New Roman" w:cs="Times New Roman"/>
-          <w:kern w:val="0"/>
-          <w:lang w:eastAsia="pt-BR"/>
-          <w14:ligatures w14:val="none"/>
-        </w:rPr>
-      </w:pPr>
-      <w:r>
-        <w:rPr>
-          <w:rFonts w:ascii="Times New Roman" w:eastAsia="Times New Roman" w:hAnsi="Times New Roman" w:cs="Times New Roman"/>
-          <w:kern w:val="0"/>
-          <w:lang w:eastAsia="pt-BR"/>
-          <w14:ligatures w14:val="none"/>
-        </w:rPr>
-        <w:t>"Este fluxograma resume nossa metodologia: definimos a função, calculamos a solução analítica, aplicamos os métodos numéricos, calculamos o erro relativo e, por fim, comparamos os resultados."</w:t>
-      </w:r>
-    </w:p>
-    <w:p>
-      <w:pPr>
-        <w:rPr>
-          <w:rFonts w:ascii="Times New Roman" w:eastAsia="Times New Roman" w:hAnsi="Times New Roman" w:cs="Times New Roman"/>
-          <w:kern w:val="0"/>
-          <w:lang w:eastAsia="pt-BR"/>
-          <w14:ligatures w14:val="none"/>
-        </w:rPr>
-      </w:pPr>
-      <w:r>
-        <w:rPr>
-          <w:rFonts w:ascii="Times New Roman" w:eastAsia="Times New Roman" w:hAnsi="Times New Roman" w:cs="Times New Roman"/>
+        <w:outlineLvl w:val="2"/>
+        <w:rPr>
+          <w:rFonts w:ascii="Times New Roman" w:eastAsia="Times New Roman" w:hAnsi="Times New Roman" w:cs="Times New Roman"/>
+          <w:b/>
+          <w:bCs/>
+          <w:kern w:val="0"/>
+          <w:sz w:val="27"/>
+          <w:szCs w:val="27"/>
+          <w:lang w:eastAsia="pt-BR"/>
+          <w14:ligatures w14:val="none"/>
+        </w:rPr>
+      </w:pPr>
+      <w:r>
+        <w:rPr>
+          <w:rFonts w:ascii="Times New Roman" w:eastAsia="Times New Roman" w:hAnsi="Times New Roman" w:cs="Times New Roman"/>
+          <w:b/>
+          <w:bCs/>
+          <w:kern w:val="0"/>
+          <w:sz w:val="27"/>
+          <w:szCs w:val="27"/>
+          <w:lang w:eastAsia="pt-BR"/>
+          <w14:ligatures w14:val="none"/>
+        </w:rPr>
+        <w:t>Slide 7 – Solução Analítica</w:t>
+      </w:r>
+    </w:p>
+    <w:p>
+      <w:pPr>
+        <w:spacing w:before="100" w:beforeAutospacing="1" w:after="100" w:afterAutospacing="1"/>
+        <w:rPr>
+          <w:rFonts w:ascii="Times New Roman" w:eastAsia="Times New Roman" w:hAnsi="Times New Roman" w:cs="Times New Roman"/>
+          <w:kern w:val="0"/>
+          <w:lang w:eastAsia="pt-BR"/>
+          <w14:ligatures w14:val="none"/>
+        </w:rPr>
+      </w:pPr>
+      <w:r>
+        <w:rPr>
+          <w:rFonts w:ascii="Times New Roman" w:eastAsia="Times New Roman" w:hAnsi="Times New Roman" w:cs="Times New Roman"/>
+          <w:kern w:val="0"/>
+          <w:lang w:eastAsia="pt-BR"/>
+          <w14:ligatures w14:val="none"/>
+        </w:rPr>
+        <w:t>Antes de aplicar os métodos numéricos, resolvemos a integral analiticamente. O valor encontrado foi 2,746875, que será utilizado como referência para calcular os erros.</w:t>
+      </w:r>
+    </w:p>
+    <w:p>
+      <w:pPr>
+        <w:spacing w:before="100" w:beforeAutospacing="1" w:after="100" w:afterAutospacing="1"/>
+        <w:rPr>
+          <w:rFonts w:ascii="Times New Roman" w:eastAsia="Times New Roman" w:hAnsi="Times New Roman" w:cs="Times New Roman"/>
+          <w:kern w:val="0"/>
+          <w:lang w:eastAsia="pt-BR"/>
+          <w14:ligatures w14:val="none"/>
+        </w:rPr>
+      </w:pPr>
+      <w:r>
+        <w:rPr>
+          <w:rFonts w:ascii="Times New Roman" w:eastAsia="Times New Roman" w:hAnsi="Times New Roman" w:cs="Times New Roman"/>
+          <w:kern w:val="0"/>
+          <w:lang w:eastAsia="pt-BR"/>
+          <w14:ligatures w14:val="none"/>
+        </w:rPr>
+        <w:t>Agora o Jair apresentará os métodos numéricos.</w:t>
+      </w:r>
+    </w:p>
+    <w:p>
+      <w:pPr>
+        <w:rPr>
+          <w:rFonts w:ascii="Times New Roman" w:eastAsia="Times New Roman" w:hAnsi="Times New Roman" w:cs="Times New Roman"/>
+          <w:kern w:val="0"/>
+          <w:lang w:eastAsia="pt-BR"/>
+          <w14:ligatures w14:val="none"/>
+        </w:rPr>
+      </w:pPr>
+      <w:r>
+        <w:rPr>
           <w:noProof/>
-          <w:kern w:val="0"/>
-          <w:lang w:eastAsia="pt-BR"/>
-        </w:rPr>
-        <w:pict w14:anchorId="4B3AA0CA">
-          <v:rect id="_x0000_i1042" alt="" style="width:425.2pt;height:.05pt;mso-width-percent:0;mso-height-percent:0;mso-width-percent:0;mso-height-percent:0" o:hralign="center" o:hrstd="t" o:hr="t" fillcolor="#a0a0a0" stroked="f"/>
-        </w:pict>
-      </w:r>
-    </w:p>
-    <w:p>
-      <w:pPr>
-        <w:spacing w:before="100" w:beforeAutospacing="1" w:after="100" w:afterAutospacing="1"/>
-        <w:rPr>
-          <w:rFonts w:ascii="Times New Roman" w:eastAsia="Times New Roman" w:hAnsi="Times New Roman" w:cs="Times New Roman"/>
-          <w:kern w:val="0"/>
-          <w:lang w:eastAsia="pt-BR"/>
-          <w14:ligatures w14:val="none"/>
-        </w:rPr>
-      </w:pPr>
-      <w:r>
-        <w:rPr>
-          <w:rFonts w:ascii="Times New Roman" w:eastAsia="Times New Roman" w:hAnsi="Times New Roman" w:cs="Times New Roman"/>
-          <w:b/>
-          <w:bCs/>
-          <w:kern w:val="0"/>
-          <w:lang w:eastAsia="pt-BR"/>
-          <w14:ligatures w14:val="none"/>
-        </w:rPr>
-        <w:t>Slide 8 – Solução Analítica</w:t>
-      </w:r>
-    </w:p>
-    <w:p>
-      <w:pPr>
-        <w:spacing w:before="100" w:beforeAutospacing="1" w:after="100" w:afterAutospacing="1"/>
-        <w:rPr>
-          <w:rFonts w:ascii="Times New Roman" w:eastAsia="Times New Roman" w:hAnsi="Times New Roman" w:cs="Times New Roman"/>
-          <w:kern w:val="0"/>
-          <w:lang w:eastAsia="pt-BR"/>
-          <w14:ligatures w14:val="none"/>
-        </w:rPr>
-      </w:pPr>
-      <w:r>
-        <w:rPr>
-          <w:rFonts w:ascii="Times New Roman" w:eastAsia="Times New Roman" w:hAnsi="Times New Roman" w:cs="Times New Roman"/>
-          <w:kern w:val="0"/>
-          <w:lang w:eastAsia="pt-BR"/>
-          <w14:ligatures w14:val="none"/>
-        </w:rPr>
-        <w:t>"A solução analítica serviu como referência para todos os cálculos numéricos. O valor exato encontrado foi 2,746875."</w:t>
-      </w:r>
-    </w:p>
-    <w:p>
-      <w:pPr>
-        <w:spacing w:before="100" w:beforeAutospacing="1" w:after="100" w:afterAutospacing="1"/>
-        <w:rPr>
-          <w:rFonts w:ascii="Times New Roman" w:eastAsia="Times New Roman" w:hAnsi="Times New Roman" w:cs="Times New Roman"/>
-          <w:kern w:val="0"/>
-          <w:lang w:eastAsia="pt-BR"/>
-          <w14:ligatures w14:val="none"/>
-        </w:rPr>
-      </w:pPr>
-      <w:r>
-        <w:rPr>
-          <w:rFonts w:ascii="Times New Roman" w:eastAsia="Times New Roman" w:hAnsi="Times New Roman" w:cs="Times New Roman"/>
-          <w:kern w:val="0"/>
-          <w:lang w:eastAsia="pt-BR"/>
-          <w14:ligatures w14:val="none"/>
-        </w:rPr>
-        <w:t>"Agora o Jair apresentará os métodos numéricos e a comparação entre eles."</w:t>
-      </w:r>
-    </w:p>
-    <w:p>
-      <w:pPr>
-        <w:rPr>
-          <w:rFonts w:ascii="Times New Roman" w:eastAsia="Times New Roman" w:hAnsi="Times New Roman" w:cs="Times New Roman"/>
-          <w:kern w:val="0"/>
-          <w:lang w:eastAsia="pt-BR"/>
-          <w14:ligatures w14:val="none"/>
-        </w:rPr>
-      </w:pPr>
-      <w:r>
-        <w:rPr>
-          <w:rFonts w:ascii="Times New Roman" w:eastAsia="Times New Roman" w:hAnsi="Times New Roman" w:cs="Times New Roman"/>
-          <w:noProof/>
-          <w:kern w:val="0"/>
-          <w:lang w:eastAsia="pt-BR"/>
-        </w:rPr>
-        <w:pict w14:anchorId="4F574B0A">
-          <v:rect id="_x0000_i1041" alt="" style="width:425.2pt;height:.05pt;mso-width-percent:0;mso-height-percent:0;mso-width-percent:0;mso-height-percent:0" o:hralign="center" o:hrstd="t" o:hr="t" fillcolor="#a0a0a0" stroked="f"/>
+        </w:rPr>
+      </w:r>
+      <w:r>
+        <w:pict w14:anchorId="41430E33">
+          <v:rect id="Horizontal Line 8" o:spid="_x0000_s1048" style="width:425.2pt;height:.05pt;visibility:visible;mso-wrap-style:square;mso-left-percent:-10001;mso-top-percent:-10001;mso-position-horizontal:absolute;mso-position-horizontal-relative:char;mso-position-vertical:absolute;mso-position-vertical-relative:line;mso-left-percent:-10001;mso-top-percent:-10001;v-text-anchor:top" o:gfxdata="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" filled="f">
+            <o:lock v:ext="edit" rotation="t" aspectratio="t" verticies="t" text="t" shapetype="t"/>
+            <w10:anchorlock/>
+          </v:rect>
         </w:pict>
       </w:r>
     </w:p>
@@ -781,468 +605,1036 @@
           <w:lang w:eastAsia="pt-BR"/>
           <w14:ligatures w14:val="none"/>
         </w:rPr>
-        <w:t>Jair (Slides 9–15) — ~4 minutos</w:t>
-      </w:r>
-    </w:p>
-    <w:p>
-      <w:pPr>
-        <w:spacing w:before="100" w:beforeAutospacing="1" w:after="100" w:afterAutospacing="1"/>
-        <w:rPr>
-          <w:rFonts w:ascii="Times New Roman" w:eastAsia="Times New Roman" w:hAnsi="Times New Roman" w:cs="Times New Roman"/>
-          <w:kern w:val="0"/>
-          <w:lang w:eastAsia="pt-BR"/>
-          <w14:ligatures w14:val="none"/>
-        </w:rPr>
-      </w:pPr>
-      <w:r>
-        <w:rPr>
-          <w:rFonts w:ascii="Times New Roman" w:eastAsia="Times New Roman" w:hAnsi="Times New Roman" w:cs="Times New Roman"/>
-          <w:b/>
-          <w:bCs/>
-          <w:kern w:val="0"/>
-          <w:lang w:eastAsia="pt-BR"/>
-          <w14:ligatures w14:val="none"/>
-        </w:rPr>
-        <w:t>Slide 9 – Trapézio</w:t>
-      </w:r>
-    </w:p>
-    <w:p>
-      <w:pPr>
-        <w:spacing w:before="100" w:beforeAutospacing="1" w:after="100" w:afterAutospacing="1"/>
-        <w:rPr>
-          <w:rFonts w:ascii="Times New Roman" w:eastAsia="Times New Roman" w:hAnsi="Times New Roman" w:cs="Times New Roman"/>
-          <w:kern w:val="0"/>
-          <w:lang w:eastAsia="pt-BR"/>
-          <w14:ligatures w14:val="none"/>
-        </w:rPr>
-      </w:pPr>
-      <w:r>
-        <w:rPr>
-          <w:rFonts w:ascii="Times New Roman" w:eastAsia="Times New Roman" w:hAnsi="Times New Roman" w:cs="Times New Roman"/>
-          <w:kern w:val="0"/>
-          <w:lang w:eastAsia="pt-BR"/>
-          <w14:ligatures w14:val="none"/>
-        </w:rPr>
-        <w:t>"Começando pela Regra do Trapézio simples, observamos que ela apresentou a menor precisão entre todos os métodos avaliados, com erro relativo de aproximadamente 36,86%. Isso ocorre porque utiliza apenas uma aproximação linear da função."</w:t>
-      </w:r>
-    </w:p>
-    <w:p>
-      <w:pPr>
-        <w:rPr>
-          <w:rFonts w:ascii="Times New Roman" w:eastAsia="Times New Roman" w:hAnsi="Times New Roman" w:cs="Times New Roman"/>
-          <w:kern w:val="0"/>
-          <w:lang w:eastAsia="pt-BR"/>
-          <w14:ligatures w14:val="none"/>
-        </w:rPr>
-      </w:pPr>
-      <w:r>
-        <w:rPr>
-          <w:rFonts w:ascii="Times New Roman" w:eastAsia="Times New Roman" w:hAnsi="Times New Roman" w:cs="Times New Roman"/>
+        <w:t>Jair</w:t>
+      </w:r>
+    </w:p>
+    <w:p>
+      <w:pPr>
+        <w:spacing w:before="100" w:beforeAutospacing="1" w:after="100" w:afterAutospacing="1"/>
+        <w:outlineLvl w:val="2"/>
+        <w:rPr>
+          <w:rFonts w:ascii="Times New Roman" w:eastAsia="Times New Roman" w:hAnsi="Times New Roman" w:cs="Times New Roman"/>
+          <w:b/>
+          <w:bCs/>
+          <w:kern w:val="0"/>
+          <w:sz w:val="27"/>
+          <w:szCs w:val="27"/>
+          <w:lang w:eastAsia="pt-BR"/>
+          <w14:ligatures w14:val="none"/>
+        </w:rPr>
+      </w:pPr>
+      <w:r>
+        <w:rPr>
+          <w:rFonts w:ascii="Times New Roman" w:eastAsia="Times New Roman" w:hAnsi="Times New Roman" w:cs="Times New Roman"/>
+          <w:b/>
+          <w:bCs/>
+          <w:kern w:val="0"/>
+          <w:sz w:val="27"/>
+          <w:szCs w:val="27"/>
+          <w:lang w:eastAsia="pt-BR"/>
+          <w14:ligatures w14:val="none"/>
+        </w:rPr>
+        <w:t>Slide 8 – Trapézio</w:t>
+      </w:r>
+    </w:p>
+    <w:p>
+      <w:pPr>
+        <w:spacing w:before="100" w:beforeAutospacing="1" w:after="100" w:afterAutospacing="1"/>
+        <w:rPr>
+          <w:rFonts w:ascii="Times New Roman" w:eastAsia="Times New Roman" w:hAnsi="Times New Roman" w:cs="Times New Roman"/>
+          <w:kern w:val="0"/>
+          <w:lang w:eastAsia="pt-BR"/>
+          <w14:ligatures w14:val="none"/>
+        </w:rPr>
+      </w:pPr>
+      <w:r>
+        <w:rPr>
+          <w:rFonts w:ascii="Times New Roman" w:eastAsia="Times New Roman" w:hAnsi="Times New Roman" w:cs="Times New Roman"/>
+          <w:kern w:val="0"/>
+          <w:lang w:eastAsia="pt-BR"/>
+          <w14:ligatures w14:val="none"/>
+        </w:rPr>
+        <w:t>A Regra do Trapézio aproxima a função por um segmento de reta entre os extremos do intervalo. O fluxograma mostra as etapas desde a definição da função até a comparação com o valor analítico.</w:t>
+      </w:r>
+    </w:p>
+    <w:p>
+      <w:pPr>
+        <w:rPr>
+          <w:rFonts w:ascii="Times New Roman" w:eastAsia="Times New Roman" w:hAnsi="Times New Roman" w:cs="Times New Roman"/>
+          <w:kern w:val="0"/>
+          <w:lang w:eastAsia="pt-BR"/>
+          <w14:ligatures w14:val="none"/>
+        </w:rPr>
+      </w:pPr>
+      <w:r>
+        <w:rPr>
           <w:noProof/>
-          <w:kern w:val="0"/>
-          <w:lang w:eastAsia="pt-BR"/>
-        </w:rPr>
-        <w:pict w14:anchorId="3374BEC1">
-          <v:rect id="_x0000_i1040" alt="" style="width:425.2pt;height:.05pt;mso-width-percent:0;mso-height-percent:0;mso-width-percent:0;mso-height-percent:0" o:hralign="center" o:hrstd="t" o:hr="t" fillcolor="#a0a0a0" stroked="f"/>
+        </w:rPr>
+      </w:r>
+      <w:r>
+        <w:pict w14:anchorId="3B14A15D">
+          <v:rect id="Horizontal Line 9" o:spid="_x0000_s1047" style="width:425.2pt;height:.05pt;visibility:visible;mso-wrap-style:square;mso-left-percent:-10001;mso-top-percent:-10001;mso-position-horizontal:absolute;mso-position-horizontal-relative:char;mso-position-vertical:absolute;mso-position-vertical-relative:line;mso-left-percent:-10001;mso-top-percent:-10001;v-text-anchor:top" o:gfxdata="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" filled="f">
+            <o:lock v:ext="edit" rotation="t" aspectratio="t" verticies="t" text="t" shapetype="t"/>
+            <w10:anchorlock/>
+          </v:rect>
         </w:pict>
       </w:r>
     </w:p>
     <w:p>
       <w:pPr>
         <w:spacing w:before="100" w:beforeAutospacing="1" w:after="100" w:afterAutospacing="1"/>
-        <w:rPr>
-          <w:rFonts w:ascii="Times New Roman" w:eastAsia="Times New Roman" w:hAnsi="Times New Roman" w:cs="Times New Roman"/>
-          <w:kern w:val="0"/>
-          <w:lang w:eastAsia="pt-BR"/>
-          <w14:ligatures w14:val="none"/>
-        </w:rPr>
-      </w:pPr>
-      <w:r>
-        <w:rPr>
-          <w:rFonts w:ascii="Times New Roman" w:eastAsia="Times New Roman" w:hAnsi="Times New Roman" w:cs="Times New Roman"/>
-          <w:b/>
-          <w:bCs/>
-          <w:kern w:val="0"/>
-          <w:lang w:eastAsia="pt-BR"/>
-          <w14:ligatures w14:val="none"/>
-        </w:rPr>
-        <w:t>Slide 10 – Trapézio Múltiplo</w:t>
-      </w:r>
-    </w:p>
-    <w:p>
-      <w:pPr>
-        <w:spacing w:before="100" w:beforeAutospacing="1" w:after="100" w:afterAutospacing="1"/>
-        <w:rPr>
-          <w:rFonts w:ascii="Times New Roman" w:eastAsia="Times New Roman" w:hAnsi="Times New Roman" w:cs="Times New Roman"/>
-          <w:kern w:val="0"/>
-          <w:lang w:eastAsia="pt-BR"/>
-          <w14:ligatures w14:val="none"/>
-        </w:rPr>
-      </w:pPr>
-      <w:r>
-        <w:rPr>
-          <w:rFonts w:ascii="Times New Roman" w:eastAsia="Times New Roman" w:hAnsi="Times New Roman" w:cs="Times New Roman"/>
-          <w:kern w:val="0"/>
-          <w:lang w:eastAsia="pt-BR"/>
-          <w14:ligatures w14:val="none"/>
-        </w:rPr>
-        <w:t>"Ao dividir o intervalo em mais subintervalos, o erro diminui significativamente. Comparando n igual a 2 e n igual a 4, já observamos uma melhora expressiva."</w:t>
-      </w:r>
-    </w:p>
-    <w:p>
-      <w:pPr>
-        <w:rPr>
-          <w:rFonts w:ascii="Times New Roman" w:eastAsia="Times New Roman" w:hAnsi="Times New Roman" w:cs="Times New Roman"/>
-          <w:kern w:val="0"/>
-          <w:lang w:eastAsia="pt-BR"/>
-          <w14:ligatures w14:val="none"/>
-        </w:rPr>
-      </w:pPr>
-      <w:r>
-        <w:rPr>
-          <w:rFonts w:ascii="Times New Roman" w:eastAsia="Times New Roman" w:hAnsi="Times New Roman" w:cs="Times New Roman"/>
+        <w:outlineLvl w:val="2"/>
+        <w:rPr>
+          <w:rFonts w:ascii="Times New Roman" w:eastAsia="Times New Roman" w:hAnsi="Times New Roman" w:cs="Times New Roman"/>
+          <w:b/>
+          <w:bCs/>
+          <w:kern w:val="0"/>
+          <w:sz w:val="27"/>
+          <w:szCs w:val="27"/>
+          <w:lang w:eastAsia="pt-BR"/>
+          <w14:ligatures w14:val="none"/>
+        </w:rPr>
+      </w:pPr>
+      <w:r>
+        <w:rPr>
+          <w:rFonts w:ascii="Times New Roman" w:eastAsia="Times New Roman" w:hAnsi="Times New Roman" w:cs="Times New Roman"/>
+          <w:b/>
+          <w:bCs/>
+          <w:kern w:val="0"/>
+          <w:sz w:val="27"/>
+          <w:szCs w:val="27"/>
+          <w:lang w:eastAsia="pt-BR"/>
+          <w14:ligatures w14:val="none"/>
+        </w:rPr>
+        <w:t>Slide 9 – Trapézio (Resultados)</w:t>
+      </w:r>
+    </w:p>
+    <w:p>
+      <w:pPr>
+        <w:spacing w:before="100" w:beforeAutospacing="1" w:after="100" w:afterAutospacing="1"/>
+        <w:rPr>
+          <w:rFonts w:ascii="Times New Roman" w:eastAsia="Times New Roman" w:hAnsi="Times New Roman" w:cs="Times New Roman"/>
+          <w:kern w:val="0"/>
+          <w:lang w:eastAsia="pt-BR"/>
+          <w14:ligatures w14:val="none"/>
+        </w:rPr>
+      </w:pPr>
+      <w:r>
+        <w:rPr>
+          <w:rFonts w:ascii="Times New Roman" w:eastAsia="Times New Roman" w:hAnsi="Times New Roman" w:cs="Times New Roman"/>
+          <w:kern w:val="0"/>
+          <w:lang w:eastAsia="pt-BR"/>
+          <w14:ligatures w14:val="none"/>
+        </w:rPr>
+        <w:t>O método apresentou integral de 1,734375 e erro relativo de aproximadamente 36,86%. Esse resultado mostra a limitação da aproximação linear.</w:t>
+      </w:r>
+    </w:p>
+    <w:p>
+      <w:pPr>
+        <w:rPr>
+          <w:rFonts w:ascii="Times New Roman" w:eastAsia="Times New Roman" w:hAnsi="Times New Roman" w:cs="Times New Roman"/>
+          <w:kern w:val="0"/>
+          <w:lang w:eastAsia="pt-BR"/>
+          <w14:ligatures w14:val="none"/>
+        </w:rPr>
+      </w:pPr>
+      <w:r>
+        <w:rPr>
           <w:noProof/>
-          <w:kern w:val="0"/>
-          <w:lang w:eastAsia="pt-BR"/>
-        </w:rPr>
-        <w:pict w14:anchorId="0A3E1D81">
-          <v:rect id="_x0000_i1039" alt="" style="width:425.2pt;height:.05pt;mso-width-percent:0;mso-height-percent:0;mso-width-percent:0;mso-height-percent:0" o:hralign="center" o:hrstd="t" o:hr="t" fillcolor="#a0a0a0" stroked="f"/>
+        </w:rPr>
+      </w:r>
+      <w:r>
+        <w:pict w14:anchorId="117ED526">
+          <v:rect id="Horizontal Line 10" o:spid="_x0000_s1046" style="width:425.2pt;height:.05pt;visibility:visible;mso-wrap-style:square;mso-left-percent:-10001;mso-top-percent:-10001;mso-position-horizontal:absolute;mso-position-horizontal-relative:char;mso-position-vertical:absolute;mso-position-vertical-relative:line;mso-left-percent:-10001;mso-top-percent:-10001;v-text-anchor:top" o:gfxdata="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" filled="f">
+            <o:lock v:ext="edit" rotation="t" aspectratio="t" verticies="t" text="t" shapetype="t"/>
+            <w10:anchorlock/>
+          </v:rect>
         </w:pict>
       </w:r>
     </w:p>
     <w:p>
       <w:pPr>
         <w:spacing w:before="100" w:beforeAutospacing="1" w:after="100" w:afterAutospacing="1"/>
-        <w:rPr>
-          <w:rFonts w:ascii="Times New Roman" w:eastAsia="Times New Roman" w:hAnsi="Times New Roman" w:cs="Times New Roman"/>
-          <w:kern w:val="0"/>
-          <w:lang w:eastAsia="pt-BR"/>
-          <w14:ligatures w14:val="none"/>
-        </w:rPr>
-      </w:pPr>
-      <w:r>
-        <w:rPr>
-          <w:rFonts w:ascii="Times New Roman" w:eastAsia="Times New Roman" w:hAnsi="Times New Roman" w:cs="Times New Roman"/>
-          <w:b/>
-          <w:bCs/>
-          <w:kern w:val="0"/>
-          <w:lang w:eastAsia="pt-BR"/>
-          <w14:ligatures w14:val="none"/>
-        </w:rPr>
-        <w:t>Slide 11 – Simpson 1/3</w:t>
-      </w:r>
-    </w:p>
-    <w:p>
-      <w:pPr>
-        <w:spacing w:before="100" w:beforeAutospacing="1" w:after="100" w:afterAutospacing="1"/>
-        <w:rPr>
-          <w:rFonts w:ascii="Times New Roman" w:eastAsia="Times New Roman" w:hAnsi="Times New Roman" w:cs="Times New Roman"/>
-          <w:kern w:val="0"/>
-          <w:lang w:eastAsia="pt-BR"/>
-          <w14:ligatures w14:val="none"/>
-        </w:rPr>
-      </w:pPr>
-      <w:r>
-        <w:rPr>
-          <w:rFonts w:ascii="Times New Roman" w:eastAsia="Times New Roman" w:hAnsi="Times New Roman" w:cs="Times New Roman"/>
-          <w:kern w:val="0"/>
-          <w:lang w:eastAsia="pt-BR"/>
-          <w14:ligatures w14:val="none"/>
-        </w:rPr>
-        <w:t>"A Regra 1/3 de Simpson utiliza uma aproximação parabólica e, por isso, apresentou erro muito menor que o Trapézio simples."</w:t>
-      </w:r>
-    </w:p>
-    <w:p>
-      <w:pPr>
-        <w:rPr>
-          <w:rFonts w:ascii="Times New Roman" w:eastAsia="Times New Roman" w:hAnsi="Times New Roman" w:cs="Times New Roman"/>
-          <w:kern w:val="0"/>
-          <w:lang w:eastAsia="pt-BR"/>
-          <w14:ligatures w14:val="none"/>
-        </w:rPr>
-      </w:pPr>
-      <w:r>
-        <w:rPr>
-          <w:rFonts w:ascii="Times New Roman" w:eastAsia="Times New Roman" w:hAnsi="Times New Roman" w:cs="Times New Roman"/>
+        <w:outlineLvl w:val="2"/>
+        <w:rPr>
+          <w:rFonts w:ascii="Times New Roman" w:eastAsia="Times New Roman" w:hAnsi="Times New Roman" w:cs="Times New Roman"/>
+          <w:b/>
+          <w:bCs/>
+          <w:kern w:val="0"/>
+          <w:sz w:val="27"/>
+          <w:szCs w:val="27"/>
+          <w:lang w:eastAsia="pt-BR"/>
+          <w14:ligatures w14:val="none"/>
+        </w:rPr>
+      </w:pPr>
+      <w:r>
+        <w:rPr>
+          <w:rFonts w:ascii="Times New Roman" w:eastAsia="Times New Roman" w:hAnsi="Times New Roman" w:cs="Times New Roman"/>
+          <w:b/>
+          <w:bCs/>
+          <w:kern w:val="0"/>
+          <w:sz w:val="27"/>
+          <w:szCs w:val="27"/>
+          <w:lang w:eastAsia="pt-BR"/>
+          <w14:ligatures w14:val="none"/>
+        </w:rPr>
+        <w:t>Slide 10 – Trapézio Múltipla</w:t>
+      </w:r>
+    </w:p>
+    <w:p>
+      <w:pPr>
+        <w:spacing w:before="100" w:beforeAutospacing="1" w:after="100" w:afterAutospacing="1"/>
+        <w:rPr>
+          <w:rFonts w:ascii="Times New Roman" w:eastAsia="Times New Roman" w:hAnsi="Times New Roman" w:cs="Times New Roman"/>
+          <w:kern w:val="0"/>
+          <w:lang w:eastAsia="pt-BR"/>
+          <w14:ligatures w14:val="none"/>
+        </w:rPr>
+      </w:pPr>
+      <w:r>
+        <w:rPr>
+          <w:rFonts w:ascii="Times New Roman" w:eastAsia="Times New Roman" w:hAnsi="Times New Roman" w:cs="Times New Roman"/>
+          <w:kern w:val="0"/>
+          <w:lang w:eastAsia="pt-BR"/>
+          <w14:ligatures w14:val="none"/>
+        </w:rPr>
+        <w:t>A versão composta divide o intervalo em vários subintervalos e aplica sucessivamente a Regra do Trapézio, reduzindo o erro da aproximação.</w:t>
+      </w:r>
+    </w:p>
+    <w:p>
+      <w:pPr>
+        <w:rPr>
+          <w:rFonts w:ascii="Times New Roman" w:eastAsia="Times New Roman" w:hAnsi="Times New Roman" w:cs="Times New Roman"/>
+          <w:kern w:val="0"/>
+          <w:lang w:eastAsia="pt-BR"/>
+          <w14:ligatures w14:val="none"/>
+        </w:rPr>
+      </w:pPr>
+      <w:r>
+        <w:rPr>
           <w:noProof/>
-          <w:kern w:val="0"/>
-          <w:lang w:eastAsia="pt-BR"/>
-        </w:rPr>
-        <w:pict w14:anchorId="0881B059">
-          <v:rect id="_x0000_i1038" alt="" style="width:425.2pt;height:.05pt;mso-width-percent:0;mso-height-percent:0;mso-width-percent:0;mso-height-percent:0" o:hralign="center" o:hrstd="t" o:hr="t" fillcolor="#a0a0a0" stroked="f"/>
+        </w:rPr>
+      </w:r>
+      <w:r>
+        <w:pict w14:anchorId="0554FD84">
+          <v:rect id="Horizontal Line 11" o:spid="_x0000_s1045" style="width:425.2pt;height:.05pt;visibility:visible;mso-wrap-style:square;mso-left-percent:-10001;mso-top-percent:-10001;mso-position-horizontal:absolute;mso-position-horizontal-relative:char;mso-position-vertical:absolute;mso-position-vertical-relative:line;mso-left-percent:-10001;mso-top-percent:-10001;v-text-anchor:top" o:gfxdata="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" filled="f">
+            <o:lock v:ext="edit" rotation="t" aspectratio="t" verticies="t" text="t" shapetype="t"/>
+            <w10:anchorlock/>
+          </v:rect>
         </w:pict>
       </w:r>
     </w:p>
     <w:p>
       <w:pPr>
         <w:spacing w:before="100" w:beforeAutospacing="1" w:after="100" w:afterAutospacing="1"/>
-        <w:rPr>
-          <w:rFonts w:ascii="Times New Roman" w:eastAsia="Times New Roman" w:hAnsi="Times New Roman" w:cs="Times New Roman"/>
-          <w:kern w:val="0"/>
-          <w:lang w:eastAsia="pt-BR"/>
-          <w14:ligatures w14:val="none"/>
-        </w:rPr>
-      </w:pPr>
-      <w:r>
-        <w:rPr>
-          <w:rFonts w:ascii="Times New Roman" w:eastAsia="Times New Roman" w:hAnsi="Times New Roman" w:cs="Times New Roman"/>
-          <w:b/>
-          <w:bCs/>
-          <w:kern w:val="0"/>
+        <w:outlineLvl w:val="2"/>
+        <w:rPr>
+          <w:rFonts w:ascii="Times New Roman" w:eastAsia="Times New Roman" w:hAnsi="Times New Roman" w:cs="Times New Roman"/>
+          <w:b/>
+          <w:bCs/>
+          <w:kern w:val="0"/>
+          <w:sz w:val="27"/>
+          <w:szCs w:val="27"/>
+          <w:lang w:eastAsia="pt-BR"/>
+          <w14:ligatures w14:val="none"/>
+        </w:rPr>
+      </w:pPr>
+      <w:r>
+        <w:rPr>
+          <w:rFonts w:ascii="Times New Roman" w:eastAsia="Times New Roman" w:hAnsi="Times New Roman" w:cs="Times New Roman"/>
+          <w:b/>
+          <w:bCs/>
+          <w:kern w:val="0"/>
+          <w:sz w:val="27"/>
+          <w:szCs w:val="27"/>
+          <w:lang w:eastAsia="pt-BR"/>
+          <w14:ligatures w14:val="none"/>
+        </w:rPr>
+        <w:t>Slide 11 – Trapézio Múltipla (Resultados)</w:t>
+      </w:r>
+    </w:p>
+    <w:p>
+      <w:pPr>
+        <w:spacing w:before="100" w:beforeAutospacing="1" w:after="100" w:afterAutospacing="1"/>
+        <w:rPr>
+          <w:rFonts w:ascii="Times New Roman" w:eastAsia="Times New Roman" w:hAnsi="Times New Roman" w:cs="Times New Roman"/>
+          <w:kern w:val="0"/>
+          <w:lang w:eastAsia="pt-BR"/>
+          <w14:ligatures w14:val="none"/>
+        </w:rPr>
+      </w:pPr>
+      <w:r>
+        <w:rPr>
+          <w:rFonts w:ascii="Times New Roman" w:eastAsia="Times New Roman" w:hAnsi="Times New Roman" w:cs="Times New Roman"/>
+          <w:kern w:val="0"/>
+          <w:lang w:eastAsia="pt-BR"/>
+          <w14:ligatures w14:val="none"/>
+        </w:rPr>
+        <w:t>Comparando n igual a 2 e n igual a 4, observamos que o erro diminui conforme aumentamos o número de subdivisões.</w:t>
+      </w:r>
+    </w:p>
+    <w:p>
+      <w:pPr>
+        <w:rPr>
+          <w:rFonts w:ascii="Times New Roman" w:eastAsia="Times New Roman" w:hAnsi="Times New Roman" w:cs="Times New Roman"/>
+          <w:kern w:val="0"/>
+          <w:lang w:eastAsia="pt-BR"/>
+          <w14:ligatures w14:val="none"/>
+        </w:rPr>
+      </w:pPr>
+      <w:r>
+        <w:rPr>
+          <w:noProof/>
+        </w:rPr>
+      </w:r>
+      <w:r>
+        <w:pict w14:anchorId="7EFAB80D">
+          <v:rect id="Horizontal Line 12" o:spid="_x0000_s1044" style="width:425.2pt;height:.05pt;visibility:visible;mso-wrap-style:square;mso-left-percent:-10001;mso-top-percent:-10001;mso-position-horizontal:absolute;mso-position-horizontal-relative:char;mso-position-vertical:absolute;mso-position-vertical-relative:line;mso-left-percent:-10001;mso-top-percent:-10001;v-text-anchor:top" o:gfxdata="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" filled="f">
+            <o:lock v:ext="edit" rotation="t" aspectratio="t" verticies="t" text="t" shapetype="t"/>
+            <w10:anchorlock/>
+          </v:rect>
+        </w:pict>
+      </w:r>
+    </w:p>
+    <w:p>
+      <w:pPr>
+        <w:spacing w:before="100" w:beforeAutospacing="1" w:after="100" w:afterAutospacing="1"/>
+        <w:outlineLvl w:val="2"/>
+        <w:rPr>
+          <w:rFonts w:ascii="Times New Roman" w:eastAsia="Times New Roman" w:hAnsi="Times New Roman" w:cs="Times New Roman"/>
+          <w:b/>
+          <w:bCs/>
+          <w:kern w:val="0"/>
+          <w:sz w:val="27"/>
+          <w:szCs w:val="27"/>
+          <w:lang w:eastAsia="pt-BR"/>
+          <w14:ligatures w14:val="none"/>
+        </w:rPr>
+      </w:pPr>
+      <w:r>
+        <w:rPr>
+          <w:rFonts w:ascii="Times New Roman" w:eastAsia="Times New Roman" w:hAnsi="Times New Roman" w:cs="Times New Roman"/>
+          <w:b/>
+          <w:bCs/>
+          <w:kern w:val="0"/>
+          <w:sz w:val="27"/>
+          <w:szCs w:val="27"/>
+          <w:lang w:eastAsia="pt-BR"/>
+          <w14:ligatures w14:val="none"/>
+        </w:rPr>
+        <w:t>Slide 12 – Simpson 1/3</w:t>
+      </w:r>
+    </w:p>
+    <w:p>
+      <w:pPr>
+        <w:spacing w:before="100" w:beforeAutospacing="1" w:after="100" w:afterAutospacing="1"/>
+        <w:rPr>
+          <w:rFonts w:ascii="Times New Roman" w:eastAsia="Times New Roman" w:hAnsi="Times New Roman" w:cs="Times New Roman"/>
+          <w:kern w:val="0"/>
+          <w:lang w:eastAsia="pt-BR"/>
+          <w14:ligatures w14:val="none"/>
+        </w:rPr>
+      </w:pPr>
+      <w:r>
+        <w:rPr>
+          <w:rFonts w:ascii="Times New Roman" w:eastAsia="Times New Roman" w:hAnsi="Times New Roman" w:cs="Times New Roman"/>
+          <w:kern w:val="0"/>
+          <w:lang w:eastAsia="pt-BR"/>
+          <w14:ligatures w14:val="none"/>
+        </w:rPr>
+        <w:t>A Regra 1/3 de Simpson substitui a aproximação linear por uma parábola, proporcionando uma estimativa mais precisa da integral.</w:t>
+      </w:r>
+    </w:p>
+    <w:p>
+      <w:pPr>
+        <w:rPr>
+          <w:rFonts w:ascii="Times New Roman" w:eastAsia="Times New Roman" w:hAnsi="Times New Roman" w:cs="Times New Roman"/>
+          <w:kern w:val="0"/>
+          <w:lang w:eastAsia="pt-BR"/>
+          <w14:ligatures w14:val="none"/>
+        </w:rPr>
+      </w:pPr>
+      <w:r>
+        <w:rPr>
+          <w:noProof/>
+        </w:rPr>
+      </w:r>
+      <w:r>
+        <w:pict w14:anchorId="7F678666">
+          <v:rect id="Horizontal Line 13" o:spid="_x0000_s1043" style="width:425.2pt;height:.05pt;visibility:visible;mso-wrap-style:square;mso-left-percent:-10001;mso-top-percent:-10001;mso-position-horizontal:absolute;mso-position-horizontal-relative:char;mso-position-vertical:absolute;mso-position-vertical-relative:line;mso-left-percent:-10001;mso-top-percent:-10001;v-text-anchor:top" o:gfxdata="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" filled="f">
+            <o:lock v:ext="edit" rotation="t" aspectratio="t" verticies="t" text="t" shapetype="t"/>
+            <w10:anchorlock/>
+          </v:rect>
+        </w:pict>
+      </w:r>
+    </w:p>
+    <w:p>
+      <w:pPr>
+        <w:spacing w:before="100" w:beforeAutospacing="1" w:after="100" w:afterAutospacing="1"/>
+        <w:outlineLvl w:val="2"/>
+        <w:rPr>
+          <w:rFonts w:ascii="Times New Roman" w:eastAsia="Times New Roman" w:hAnsi="Times New Roman" w:cs="Times New Roman"/>
+          <w:b/>
+          <w:bCs/>
+          <w:kern w:val="0"/>
+          <w:sz w:val="27"/>
+          <w:szCs w:val="27"/>
+          <w:lang w:eastAsia="pt-BR"/>
+          <w14:ligatures w14:val="none"/>
+        </w:rPr>
+      </w:pPr>
+      <w:r>
+        <w:rPr>
+          <w:rFonts w:ascii="Times New Roman" w:eastAsia="Times New Roman" w:hAnsi="Times New Roman" w:cs="Times New Roman"/>
+          <w:b/>
+          <w:bCs/>
+          <w:kern w:val="0"/>
+          <w:sz w:val="27"/>
+          <w:szCs w:val="27"/>
           <w:lang w:eastAsia="pt-BR"/>
           <w14:ligatures w14:val="none"/>
         </w:rPr>
         <w:lastRenderedPageBreak/>
-        <w:t>Slide 12 – Simpson 1/3 Múltipla</w:t>
-      </w:r>
-    </w:p>
-    <w:p>
-      <w:pPr>
-        <w:spacing w:before="100" w:beforeAutospacing="1" w:after="100" w:afterAutospacing="1"/>
-        <w:rPr>
-          <w:rFonts w:ascii="Times New Roman" w:eastAsia="Times New Roman" w:hAnsi="Times New Roman" w:cs="Times New Roman"/>
-          <w:kern w:val="0"/>
-          <w:lang w:eastAsia="pt-BR"/>
-          <w14:ligatures w14:val="none"/>
-        </w:rPr>
-      </w:pPr>
-      <w:r>
-        <w:rPr>
-          <w:rFonts w:ascii="Times New Roman" w:eastAsia="Times New Roman" w:hAnsi="Times New Roman" w:cs="Times New Roman"/>
-          <w:kern w:val="0"/>
-          <w:lang w:eastAsia="pt-BR"/>
-          <w14:ligatures w14:val="none"/>
-        </w:rPr>
-        <w:t>"Quando aplicamos a versão composta, refinando a discretização, o erro cai para apenas 0,144%, mostrando uma convergência muito rápida."</w:t>
-      </w:r>
-    </w:p>
-    <w:p>
-      <w:pPr>
-        <w:rPr>
-          <w:rFonts w:ascii="Times New Roman" w:eastAsia="Times New Roman" w:hAnsi="Times New Roman" w:cs="Times New Roman"/>
-          <w:kern w:val="0"/>
-          <w:lang w:eastAsia="pt-BR"/>
-          <w14:ligatures w14:val="none"/>
-        </w:rPr>
-      </w:pPr>
-      <w:r>
-        <w:rPr>
-          <w:rFonts w:ascii="Times New Roman" w:eastAsia="Times New Roman" w:hAnsi="Times New Roman" w:cs="Times New Roman"/>
+        <w:t>Slide 13 – Simpson 1/3 (Resultados)</w:t>
+      </w:r>
+    </w:p>
+    <w:p>
+      <w:pPr>
+        <w:spacing w:before="100" w:beforeAutospacing="1" w:after="100" w:afterAutospacing="1"/>
+        <w:rPr>
+          <w:rFonts w:ascii="Times New Roman" w:eastAsia="Times New Roman" w:hAnsi="Times New Roman" w:cs="Times New Roman"/>
+          <w:kern w:val="0"/>
+          <w:lang w:eastAsia="pt-BR"/>
+          <w14:ligatures w14:val="none"/>
+        </w:rPr>
+      </w:pPr>
+      <w:r>
+        <w:rPr>
+          <w:rFonts w:ascii="Times New Roman" w:eastAsia="Times New Roman" w:hAnsi="Times New Roman" w:cs="Times New Roman"/>
+          <w:kern w:val="0"/>
+          <w:lang w:eastAsia="pt-BR"/>
+          <w14:ligatures w14:val="none"/>
+        </w:rPr>
+        <w:t>O erro caiu para aproximadamente 2,3%, mostrando uma melhora significativa em relação ao Trapézio.</w:t>
+      </w:r>
+    </w:p>
+    <w:p>
+      <w:pPr>
+        <w:rPr>
+          <w:rFonts w:ascii="Times New Roman" w:eastAsia="Times New Roman" w:hAnsi="Times New Roman" w:cs="Times New Roman"/>
+          <w:kern w:val="0"/>
+          <w:lang w:eastAsia="pt-BR"/>
+          <w14:ligatures w14:val="none"/>
+        </w:rPr>
+      </w:pPr>
+      <w:r>
+        <w:rPr>
           <w:noProof/>
-          <w:kern w:val="0"/>
-          <w:lang w:eastAsia="pt-BR"/>
-        </w:rPr>
-        <w:pict w14:anchorId="6AA2D28A">
-          <v:rect id="_x0000_i1037" alt="" style="width:425.2pt;height:.05pt;mso-width-percent:0;mso-height-percent:0;mso-width-percent:0;mso-height-percent:0" o:hralign="center" o:hrstd="t" o:hr="t" fillcolor="#a0a0a0" stroked="f"/>
+        </w:rPr>
+      </w:r>
+      <w:r>
+        <w:pict w14:anchorId="52A6513A">
+          <v:rect id="Horizontal Line 14" o:spid="_x0000_s1042" style="width:425.2pt;height:.05pt;visibility:visible;mso-wrap-style:square;mso-left-percent:-10001;mso-top-percent:-10001;mso-position-horizontal:absolute;mso-position-horizontal-relative:char;mso-position-vertical:absolute;mso-position-vertical-relative:line;mso-left-percent:-10001;mso-top-percent:-10001;v-text-anchor:top" o:gfxdata="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" filled="f">
+            <o:lock v:ext="edit" rotation="t" aspectratio="t" verticies="t" text="t" shapetype="t"/>
+            <w10:anchorlock/>
+          </v:rect>
         </w:pict>
       </w:r>
     </w:p>
     <w:p>
       <w:pPr>
         <w:spacing w:before="100" w:beforeAutospacing="1" w:after="100" w:afterAutospacing="1"/>
-        <w:rPr>
-          <w:rFonts w:ascii="Times New Roman" w:eastAsia="Times New Roman" w:hAnsi="Times New Roman" w:cs="Times New Roman"/>
-          <w:kern w:val="0"/>
-          <w:lang w:eastAsia="pt-BR"/>
-          <w14:ligatures w14:val="none"/>
-        </w:rPr>
-      </w:pPr>
-      <w:r>
-        <w:rPr>
-          <w:rFonts w:ascii="Times New Roman" w:eastAsia="Times New Roman" w:hAnsi="Times New Roman" w:cs="Times New Roman"/>
-          <w:b/>
-          <w:bCs/>
-          <w:kern w:val="0"/>
-          <w:lang w:eastAsia="pt-BR"/>
-          <w14:ligatures w14:val="none"/>
-        </w:rPr>
-        <w:t>Slide 13 – Simpson 3/8</w:t>
-      </w:r>
-    </w:p>
-    <w:p>
-      <w:pPr>
-        <w:spacing w:before="100" w:beforeAutospacing="1" w:after="100" w:afterAutospacing="1"/>
-        <w:rPr>
-          <w:rFonts w:ascii="Times New Roman" w:eastAsia="Times New Roman" w:hAnsi="Times New Roman" w:cs="Times New Roman"/>
-          <w:kern w:val="0"/>
-          <w:lang w:eastAsia="pt-BR"/>
-          <w14:ligatures w14:val="none"/>
-        </w:rPr>
-      </w:pPr>
-      <w:r>
-        <w:rPr>
-          <w:rFonts w:ascii="Times New Roman" w:eastAsia="Times New Roman" w:hAnsi="Times New Roman" w:cs="Times New Roman"/>
-          <w:kern w:val="0"/>
-          <w:lang w:eastAsia="pt-BR"/>
-          <w14:ligatures w14:val="none"/>
-        </w:rPr>
-        <w:t>"A Regra 3/8 também apresentou excelente desempenho, com erro próximo de 1%, confirmando que os métodos de Simpson são mais precisos para esse problema."</w:t>
-      </w:r>
-    </w:p>
-    <w:p>
-      <w:pPr>
-        <w:rPr>
-          <w:rFonts w:ascii="Times New Roman" w:eastAsia="Times New Roman" w:hAnsi="Times New Roman" w:cs="Times New Roman"/>
-          <w:kern w:val="0"/>
-          <w:lang w:eastAsia="pt-BR"/>
-          <w14:ligatures w14:val="none"/>
-        </w:rPr>
-      </w:pPr>
-      <w:r>
-        <w:rPr>
-          <w:rFonts w:ascii="Times New Roman" w:eastAsia="Times New Roman" w:hAnsi="Times New Roman" w:cs="Times New Roman"/>
+        <w:outlineLvl w:val="2"/>
+        <w:rPr>
+          <w:rFonts w:ascii="Times New Roman" w:eastAsia="Times New Roman" w:hAnsi="Times New Roman" w:cs="Times New Roman"/>
+          <w:b/>
+          <w:bCs/>
+          <w:kern w:val="0"/>
+          <w:sz w:val="27"/>
+          <w:szCs w:val="27"/>
+          <w:lang w:eastAsia="pt-BR"/>
+          <w14:ligatures w14:val="none"/>
+        </w:rPr>
+      </w:pPr>
+      <w:r>
+        <w:rPr>
+          <w:rFonts w:ascii="Times New Roman" w:eastAsia="Times New Roman" w:hAnsi="Times New Roman" w:cs="Times New Roman"/>
+          <w:b/>
+          <w:bCs/>
+          <w:kern w:val="0"/>
+          <w:sz w:val="27"/>
+          <w:szCs w:val="27"/>
+          <w:lang w:eastAsia="pt-BR"/>
+          <w14:ligatures w14:val="none"/>
+        </w:rPr>
+        <w:t>Slide 14 – Simpson 1/3 Múltipla</w:t>
+      </w:r>
+    </w:p>
+    <w:p>
+      <w:pPr>
+        <w:spacing w:before="100" w:beforeAutospacing="1" w:after="100" w:afterAutospacing="1"/>
+        <w:rPr>
+          <w:rFonts w:ascii="Times New Roman" w:eastAsia="Times New Roman" w:hAnsi="Times New Roman" w:cs="Times New Roman"/>
+          <w:kern w:val="0"/>
+          <w:lang w:eastAsia="pt-BR"/>
+          <w14:ligatures w14:val="none"/>
+        </w:rPr>
+      </w:pPr>
+      <w:r>
+        <w:rPr>
+          <w:rFonts w:ascii="Times New Roman" w:eastAsia="Times New Roman" w:hAnsi="Times New Roman" w:cs="Times New Roman"/>
+          <w:kern w:val="0"/>
+          <w:lang w:eastAsia="pt-BR"/>
+          <w14:ligatures w14:val="none"/>
+        </w:rPr>
+        <w:t>A versão múltipla aplica a regra sucessivamente em pares de subintervalos, aumentando ainda mais a precisão.</w:t>
+      </w:r>
+    </w:p>
+    <w:p>
+      <w:pPr>
+        <w:rPr>
+          <w:rFonts w:ascii="Times New Roman" w:eastAsia="Times New Roman" w:hAnsi="Times New Roman" w:cs="Times New Roman"/>
+          <w:kern w:val="0"/>
+          <w:lang w:eastAsia="pt-BR"/>
+          <w14:ligatures w14:val="none"/>
+        </w:rPr>
+      </w:pPr>
+      <w:r>
+        <w:rPr>
           <w:noProof/>
-          <w:kern w:val="0"/>
-          <w:lang w:eastAsia="pt-BR"/>
-        </w:rPr>
-        <w:pict w14:anchorId="35D02C9D">
-          <v:rect id="_x0000_i1036" alt="" style="width:425.2pt;height:.05pt;mso-width-percent:0;mso-height-percent:0;mso-width-percent:0;mso-height-percent:0" o:hralign="center" o:hrstd="t" o:hr="t" fillcolor="#a0a0a0" stroked="f"/>
+        </w:rPr>
+      </w:r>
+      <w:r>
+        <w:pict w14:anchorId="3903C3B7">
+          <v:rect id="Horizontal Line 15" o:spid="_x0000_s1041" style="width:425.2pt;height:.05pt;visibility:visible;mso-wrap-style:square;mso-left-percent:-10001;mso-top-percent:-10001;mso-position-horizontal:absolute;mso-position-horizontal-relative:char;mso-position-vertical:absolute;mso-position-vertical-relative:line;mso-left-percent:-10001;mso-top-percent:-10001;v-text-anchor:top" o:gfxdata="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" filled="f">
+            <o:lock v:ext="edit" rotation="t" aspectratio="t" verticies="t" text="t" shapetype="t"/>
+            <w10:anchorlock/>
+          </v:rect>
         </w:pict>
       </w:r>
     </w:p>
     <w:p>
       <w:pPr>
         <w:spacing w:before="100" w:beforeAutospacing="1" w:after="100" w:afterAutospacing="1"/>
-        <w:rPr>
-          <w:rFonts w:ascii="Times New Roman" w:eastAsia="Times New Roman" w:hAnsi="Times New Roman" w:cs="Times New Roman"/>
-          <w:kern w:val="0"/>
-          <w:lang w:eastAsia="pt-BR"/>
-          <w14:ligatures w14:val="none"/>
-        </w:rPr>
-      </w:pPr>
-      <w:r>
-        <w:rPr>
-          <w:rFonts w:ascii="Times New Roman" w:eastAsia="Times New Roman" w:hAnsi="Times New Roman" w:cs="Times New Roman"/>
-          <w:b/>
-          <w:bCs/>
-          <w:kern w:val="0"/>
-          <w:lang w:eastAsia="pt-BR"/>
-          <w14:ligatures w14:val="none"/>
-        </w:rPr>
-        <w:t>Slide 14 – Quadratura de Gauss</w:t>
-      </w:r>
-    </w:p>
-    <w:p>
-      <w:pPr>
-        <w:spacing w:before="100" w:beforeAutospacing="1" w:after="100" w:afterAutospacing="1"/>
-        <w:rPr>
-          <w:rFonts w:ascii="Times New Roman" w:eastAsia="Times New Roman" w:hAnsi="Times New Roman" w:cs="Times New Roman"/>
-          <w:kern w:val="0"/>
-          <w:lang w:eastAsia="pt-BR"/>
-          <w14:ligatures w14:val="none"/>
-        </w:rPr>
-      </w:pPr>
-      <w:r>
-        <w:rPr>
-          <w:rFonts w:ascii="Times New Roman" w:eastAsia="Times New Roman" w:hAnsi="Times New Roman" w:cs="Times New Roman"/>
-          <w:kern w:val="0"/>
-          <w:lang w:eastAsia="pt-BR"/>
-          <w14:ligatures w14:val="none"/>
-        </w:rPr>
-        <w:t>"Por fim, aplicamos a Quadratura de Gauss com dois e três pontos. Com três pontos, o método praticamente reproduziu o valor analítico, apresentando apenas erro numérico de arredondamento da ordem de 10⁻¹⁴."</w:t>
-      </w:r>
-    </w:p>
-    <w:p>
-      <w:pPr>
-        <w:rPr>
-          <w:rFonts w:ascii="Times New Roman" w:eastAsia="Times New Roman" w:hAnsi="Times New Roman" w:cs="Times New Roman"/>
-          <w:kern w:val="0"/>
-          <w:lang w:eastAsia="pt-BR"/>
-          <w14:ligatures w14:val="none"/>
-        </w:rPr>
-      </w:pPr>
-      <w:r>
-        <w:rPr>
-          <w:rFonts w:ascii="Times New Roman" w:eastAsia="Times New Roman" w:hAnsi="Times New Roman" w:cs="Times New Roman"/>
+        <w:outlineLvl w:val="2"/>
+        <w:rPr>
+          <w:rFonts w:ascii="Times New Roman" w:eastAsia="Times New Roman" w:hAnsi="Times New Roman" w:cs="Times New Roman"/>
+          <w:b/>
+          <w:bCs/>
+          <w:kern w:val="0"/>
+          <w:sz w:val="27"/>
+          <w:szCs w:val="27"/>
+          <w:lang w:eastAsia="pt-BR"/>
+          <w14:ligatures w14:val="none"/>
+        </w:rPr>
+      </w:pPr>
+      <w:r>
+        <w:rPr>
+          <w:rFonts w:ascii="Times New Roman" w:eastAsia="Times New Roman" w:hAnsi="Times New Roman" w:cs="Times New Roman"/>
+          <w:b/>
+          <w:bCs/>
+          <w:kern w:val="0"/>
+          <w:sz w:val="27"/>
+          <w:szCs w:val="27"/>
+          <w:lang w:eastAsia="pt-BR"/>
+          <w14:ligatures w14:val="none"/>
+        </w:rPr>
+        <w:t>Slide 15 – Simpson 1/3 Múltipla (Resultados)</w:t>
+      </w:r>
+    </w:p>
+    <w:p>
+      <w:pPr>
+        <w:spacing w:before="100" w:beforeAutospacing="1" w:after="100" w:afterAutospacing="1"/>
+        <w:rPr>
+          <w:rFonts w:ascii="Times New Roman" w:eastAsia="Times New Roman" w:hAnsi="Times New Roman" w:cs="Times New Roman"/>
+          <w:kern w:val="0"/>
+          <w:lang w:eastAsia="pt-BR"/>
+          <w14:ligatures w14:val="none"/>
+        </w:rPr>
+      </w:pPr>
+      <w:r>
+        <w:rPr>
+          <w:rFonts w:ascii="Times New Roman" w:eastAsia="Times New Roman" w:hAnsi="Times New Roman" w:cs="Times New Roman"/>
+          <w:kern w:val="0"/>
+          <w:lang w:eastAsia="pt-BR"/>
+          <w14:ligatures w14:val="none"/>
+        </w:rPr>
+        <w:t>Com apenas quatro subdivisões o erro caiu para 0,144%, evidenciando a rápida convergência do método.</w:t>
+      </w:r>
+    </w:p>
+    <w:p>
+      <w:pPr>
+        <w:rPr>
+          <w:rFonts w:ascii="Times New Roman" w:eastAsia="Times New Roman" w:hAnsi="Times New Roman" w:cs="Times New Roman"/>
+          <w:kern w:val="0"/>
+          <w:lang w:eastAsia="pt-BR"/>
+          <w14:ligatures w14:val="none"/>
+        </w:rPr>
+      </w:pPr>
+      <w:r>
+        <w:rPr>
           <w:noProof/>
-          <w:kern w:val="0"/>
-          <w:lang w:eastAsia="pt-BR"/>
-        </w:rPr>
-        <w:pict w14:anchorId="39EE2F80">
-          <v:rect id="_x0000_i1035" alt="" style="width:425.2pt;height:.05pt;mso-width-percent:0;mso-height-percent:0;mso-width-percent:0;mso-height-percent:0" o:hralign="center" o:hrstd="t" o:hr="t" fillcolor="#a0a0a0" stroked="f"/>
+        </w:rPr>
+      </w:r>
+      <w:r>
+        <w:pict w14:anchorId="1499D879">
+          <v:rect id="Horizontal Line 16" o:spid="_x0000_s1040" style="width:425.2pt;height:.05pt;visibility:visible;mso-wrap-style:square;mso-left-percent:-10001;mso-top-percent:-10001;mso-position-horizontal:absolute;mso-position-horizontal-relative:char;mso-position-vertical:absolute;mso-position-vertical-relative:line;mso-left-percent:-10001;mso-top-percent:-10001;v-text-anchor:top" o:gfxdata="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" filled="f">
+            <o:lock v:ext="edit" rotation="t" aspectratio="t" verticies="t" text="t" shapetype="t"/>
+            <w10:anchorlock/>
+          </v:rect>
         </w:pict>
       </w:r>
     </w:p>
     <w:p>
       <w:pPr>
         <w:spacing w:before="100" w:beforeAutospacing="1" w:after="100" w:afterAutospacing="1"/>
-        <w:rPr>
-          <w:rFonts w:ascii="Times New Roman" w:eastAsia="Times New Roman" w:hAnsi="Times New Roman" w:cs="Times New Roman"/>
-          <w:kern w:val="0"/>
-          <w:lang w:eastAsia="pt-BR"/>
-          <w14:ligatures w14:val="none"/>
-        </w:rPr>
-      </w:pPr>
-      <w:r>
-        <w:rPr>
-          <w:rFonts w:ascii="Times New Roman" w:eastAsia="Times New Roman" w:hAnsi="Times New Roman" w:cs="Times New Roman"/>
-          <w:b/>
-          <w:bCs/>
-          <w:kern w:val="0"/>
-          <w:lang w:eastAsia="pt-BR"/>
-          <w14:ligatures w14:val="none"/>
-        </w:rPr>
-        <w:t>Slide 15 – Comparação</w:t>
-      </w:r>
-    </w:p>
-    <w:p>
-      <w:pPr>
-        <w:spacing w:before="100" w:beforeAutospacing="1" w:after="100" w:afterAutospacing="1"/>
-        <w:rPr>
-          <w:rFonts w:ascii="Times New Roman" w:eastAsia="Times New Roman" w:hAnsi="Times New Roman" w:cs="Times New Roman"/>
-          <w:kern w:val="0"/>
-          <w:lang w:eastAsia="pt-BR"/>
-          <w14:ligatures w14:val="none"/>
-        </w:rPr>
-      </w:pPr>
-      <w:r>
-        <w:rPr>
-          <w:rFonts w:ascii="Times New Roman" w:eastAsia="Times New Roman" w:hAnsi="Times New Roman" w:cs="Times New Roman"/>
-          <w:kern w:val="0"/>
-          <w:lang w:eastAsia="pt-BR"/>
-          <w14:ligatures w14:val="none"/>
-        </w:rPr>
-        <w:t>"Nesta tabela podemos comparar todos os métodos. Observamos que o refinamento melhora bastante as regras compostas, os métodos de Simpson superam o Trapézio e a Quadratura de Gauss com três pontos foi a que apresentou o melhor resultado."</w:t>
-      </w:r>
-    </w:p>
-    <w:p>
-      <w:pPr>
-        <w:spacing w:before="100" w:beforeAutospacing="1" w:after="100" w:afterAutospacing="1"/>
-        <w:rPr>
-          <w:rFonts w:ascii="Times New Roman" w:eastAsia="Times New Roman" w:hAnsi="Times New Roman" w:cs="Times New Roman"/>
-          <w:kern w:val="0"/>
-          <w:lang w:eastAsia="pt-BR"/>
-          <w14:ligatures w14:val="none"/>
-        </w:rPr>
-      </w:pPr>
-      <w:r>
-        <w:rPr>
-          <w:rFonts w:ascii="Times New Roman" w:eastAsia="Times New Roman" w:hAnsi="Times New Roman" w:cs="Times New Roman"/>
-          <w:kern w:val="0"/>
-          <w:lang w:eastAsia="pt-BR"/>
-          <w14:ligatures w14:val="none"/>
-        </w:rPr>
-        <w:t>"Agora o Gustavo apresentará o segundo exercício."</w:t>
-      </w:r>
-    </w:p>
-    <w:p>
-      <w:pPr>
-        <w:rPr>
-          <w:rFonts w:ascii="Times New Roman" w:eastAsia="Times New Roman" w:hAnsi="Times New Roman" w:cs="Times New Roman"/>
-          <w:kern w:val="0"/>
-          <w:lang w:eastAsia="pt-BR"/>
-          <w14:ligatures w14:val="none"/>
-        </w:rPr>
-      </w:pPr>
-      <w:r>
-        <w:rPr>
-          <w:rFonts w:ascii="Times New Roman" w:eastAsia="Times New Roman" w:hAnsi="Times New Roman" w:cs="Times New Roman"/>
+        <w:outlineLvl w:val="2"/>
+        <w:rPr>
+          <w:rFonts w:ascii="Times New Roman" w:eastAsia="Times New Roman" w:hAnsi="Times New Roman" w:cs="Times New Roman"/>
+          <w:b/>
+          <w:bCs/>
+          <w:kern w:val="0"/>
+          <w:sz w:val="27"/>
+          <w:szCs w:val="27"/>
+          <w:lang w:eastAsia="pt-BR"/>
+          <w14:ligatures w14:val="none"/>
+        </w:rPr>
+      </w:pPr>
+      <w:r>
+        <w:rPr>
+          <w:rFonts w:ascii="Times New Roman" w:eastAsia="Times New Roman" w:hAnsi="Times New Roman" w:cs="Times New Roman"/>
+          <w:b/>
+          <w:bCs/>
+          <w:kern w:val="0"/>
+          <w:sz w:val="27"/>
+          <w:szCs w:val="27"/>
+          <w:lang w:eastAsia="pt-BR"/>
+          <w14:ligatures w14:val="none"/>
+        </w:rPr>
+        <w:t>Slide 16 – Simpson 3/8</w:t>
+      </w:r>
+    </w:p>
+    <w:p>
+      <w:pPr>
+        <w:spacing w:before="100" w:beforeAutospacing="1" w:after="100" w:afterAutospacing="1"/>
+        <w:rPr>
+          <w:rFonts w:ascii="Times New Roman" w:eastAsia="Times New Roman" w:hAnsi="Times New Roman" w:cs="Times New Roman"/>
+          <w:kern w:val="0"/>
+          <w:lang w:eastAsia="pt-BR"/>
+          <w14:ligatures w14:val="none"/>
+        </w:rPr>
+      </w:pPr>
+      <w:r>
+        <w:rPr>
+          <w:rFonts w:ascii="Times New Roman" w:eastAsia="Times New Roman" w:hAnsi="Times New Roman" w:cs="Times New Roman"/>
+          <w:kern w:val="0"/>
+          <w:lang w:eastAsia="pt-BR"/>
+          <w14:ligatures w14:val="none"/>
+        </w:rPr>
+        <w:t>A Regra 3/8 utiliza quatro pontos igualmente espaçados para construir uma aproximação cúbica da função.</w:t>
+      </w:r>
+    </w:p>
+    <w:p>
+      <w:pPr>
+        <w:rPr>
+          <w:rFonts w:ascii="Times New Roman" w:eastAsia="Times New Roman" w:hAnsi="Times New Roman" w:cs="Times New Roman"/>
+          <w:kern w:val="0"/>
+          <w:lang w:eastAsia="pt-BR"/>
+          <w14:ligatures w14:val="none"/>
+        </w:rPr>
+      </w:pPr>
+      <w:r>
+        <w:rPr>
           <w:noProof/>
-          <w:kern w:val="0"/>
-          <w:lang w:eastAsia="pt-BR"/>
-        </w:rPr>
-        <w:pict w14:anchorId="05248BD7">
-          <v:rect id="_x0000_i1034" alt="" style="width:425.2pt;height:.05pt;mso-width-percent:0;mso-height-percent:0;mso-width-percent:0;mso-height-percent:0" o:hralign="center" o:hrstd="t" o:hr="t" fillcolor="#a0a0a0" stroked="f"/>
+        </w:rPr>
+      </w:r>
+      <w:r>
+        <w:pict w14:anchorId="776E63C9">
+          <v:rect id="Horizontal Line 17" o:spid="_x0000_s1039" style="width:425.2pt;height:.05pt;visibility:visible;mso-wrap-style:square;mso-left-percent:-10001;mso-top-percent:-10001;mso-position-horizontal:absolute;mso-position-horizontal-relative:char;mso-position-vertical:absolute;mso-position-vertical-relative:line;mso-left-percent:-10001;mso-top-percent:-10001;v-text-anchor:top" o:gfxdata="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" filled="f">
+            <o:lock v:ext="edit" rotation="t" aspectratio="t" verticies="t" text="t" shapetype="t"/>
+            <w10:anchorlock/>
+          </v:rect>
+        </w:pict>
+      </w:r>
+    </w:p>
+    <w:p>
+      <w:pPr>
+        <w:spacing w:before="100" w:beforeAutospacing="1" w:after="100" w:afterAutospacing="1"/>
+        <w:outlineLvl w:val="2"/>
+        <w:rPr>
+          <w:rFonts w:ascii="Times New Roman" w:eastAsia="Times New Roman" w:hAnsi="Times New Roman" w:cs="Times New Roman"/>
+          <w:b/>
+          <w:bCs/>
+          <w:kern w:val="0"/>
+          <w:sz w:val="27"/>
+          <w:szCs w:val="27"/>
+          <w:lang w:eastAsia="pt-BR"/>
+          <w14:ligatures w14:val="none"/>
+        </w:rPr>
+      </w:pPr>
+      <w:r>
+        <w:rPr>
+          <w:rFonts w:ascii="Times New Roman" w:eastAsia="Times New Roman" w:hAnsi="Times New Roman" w:cs="Times New Roman"/>
+          <w:b/>
+          <w:bCs/>
+          <w:kern w:val="0"/>
+          <w:sz w:val="27"/>
+          <w:szCs w:val="27"/>
+          <w:lang w:eastAsia="pt-BR"/>
+          <w14:ligatures w14:val="none"/>
+        </w:rPr>
+        <w:t>Slide 17 – Simpson 3/8 (Resultados)</w:t>
+      </w:r>
+    </w:p>
+    <w:p>
+      <w:pPr>
+        <w:spacing w:before="100" w:beforeAutospacing="1" w:after="100" w:afterAutospacing="1"/>
+        <w:rPr>
+          <w:rFonts w:ascii="Times New Roman" w:eastAsia="Times New Roman" w:hAnsi="Times New Roman" w:cs="Times New Roman"/>
+          <w:kern w:val="0"/>
+          <w:lang w:eastAsia="pt-BR"/>
+          <w14:ligatures w14:val="none"/>
+        </w:rPr>
+      </w:pPr>
+      <w:r>
+        <w:rPr>
+          <w:rFonts w:ascii="Times New Roman" w:eastAsia="Times New Roman" w:hAnsi="Times New Roman" w:cs="Times New Roman"/>
+          <w:kern w:val="0"/>
+          <w:lang w:eastAsia="pt-BR"/>
+          <w14:ligatures w14:val="none"/>
+        </w:rPr>
+        <w:t>O método apresentou erro próximo de 1%, confirmando o bom desempenho das regras de Simpson para esse problema.</w:t>
+      </w:r>
+    </w:p>
+    <w:p>
+      <w:pPr>
+        <w:rPr>
+          <w:rFonts w:ascii="Times New Roman" w:eastAsia="Times New Roman" w:hAnsi="Times New Roman" w:cs="Times New Roman"/>
+          <w:kern w:val="0"/>
+          <w:lang w:eastAsia="pt-BR"/>
+          <w14:ligatures w14:val="none"/>
+        </w:rPr>
+      </w:pPr>
+      <w:r>
+        <w:rPr>
+          <w:noProof/>
+        </w:rPr>
+      </w:r>
+      <w:r>
+        <w:pict w14:anchorId="25B2A74A">
+          <v:rect id="Horizontal Line 18" o:spid="_x0000_s1038" style="width:425.2pt;height:.05pt;visibility:visible;mso-wrap-style:square;mso-left-percent:-10001;mso-top-percent:-10001;mso-position-horizontal:absolute;mso-position-horizontal-relative:char;mso-position-vertical:absolute;mso-position-vertical-relative:line;mso-left-percent:-10001;mso-top-percent:-10001;v-text-anchor:top" o:gfxdata="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" filled="f">
+            <o:lock v:ext="edit" rotation="t" aspectratio="t" verticies="t" text="t" shapetype="t"/>
+            <w10:anchorlock/>
+          </v:rect>
+        </w:pict>
+      </w:r>
+    </w:p>
+    <w:p>
+      <w:pPr>
+        <w:spacing w:before="100" w:beforeAutospacing="1" w:after="100" w:afterAutospacing="1"/>
+        <w:outlineLvl w:val="2"/>
+        <w:rPr>
+          <w:rFonts w:ascii="Times New Roman" w:eastAsia="Times New Roman" w:hAnsi="Times New Roman" w:cs="Times New Roman"/>
+          <w:b/>
+          <w:bCs/>
+          <w:kern w:val="0"/>
+          <w:sz w:val="27"/>
+          <w:szCs w:val="27"/>
+          <w:lang w:eastAsia="pt-BR"/>
+          <w14:ligatures w14:val="none"/>
+        </w:rPr>
+      </w:pPr>
+      <w:r>
+        <w:rPr>
+          <w:rFonts w:ascii="Times New Roman" w:eastAsia="Times New Roman" w:hAnsi="Times New Roman" w:cs="Times New Roman"/>
+          <w:b/>
+          <w:bCs/>
+          <w:kern w:val="0"/>
+          <w:sz w:val="27"/>
+          <w:szCs w:val="27"/>
+          <w:lang w:eastAsia="pt-BR"/>
+          <w14:ligatures w14:val="none"/>
+        </w:rPr>
+        <w:t>Slide 18 – Quadratura de Gauss</w:t>
+      </w:r>
+    </w:p>
+    <w:p>
+      <w:pPr>
+        <w:spacing w:before="100" w:beforeAutospacing="1" w:after="100" w:afterAutospacing="1"/>
+        <w:rPr>
+          <w:rFonts w:ascii="Times New Roman" w:eastAsia="Times New Roman" w:hAnsi="Times New Roman" w:cs="Times New Roman"/>
+          <w:kern w:val="0"/>
+          <w:lang w:eastAsia="pt-BR"/>
+          <w14:ligatures w14:val="none"/>
+        </w:rPr>
+      </w:pPr>
+      <w:r>
+        <w:rPr>
+          <w:rFonts w:ascii="Times New Roman" w:eastAsia="Times New Roman" w:hAnsi="Times New Roman" w:cs="Times New Roman"/>
+          <w:kern w:val="0"/>
+          <w:lang w:eastAsia="pt-BR"/>
+          <w14:ligatures w14:val="none"/>
+        </w:rPr>
+        <w:t>Diferentemente das regras anteriores, a Quadratura de Gauss utiliza pontos e pesos previamente definidos. Neste trabalho avaliamos as versões com dois e três pontos.</w:t>
+      </w:r>
+    </w:p>
+    <w:p>
+      <w:pPr>
+        <w:rPr>
+          <w:rFonts w:ascii="Times New Roman" w:eastAsia="Times New Roman" w:hAnsi="Times New Roman" w:cs="Times New Roman"/>
+          <w:kern w:val="0"/>
+          <w:lang w:eastAsia="pt-BR"/>
+          <w14:ligatures w14:val="none"/>
+        </w:rPr>
+      </w:pPr>
+      <w:r>
+        <w:rPr>
+          <w:noProof/>
+        </w:rPr>
+      </w:r>
+      <w:r>
+        <w:pict w14:anchorId="2AE28CFB">
+          <v:rect id="Horizontal Line 19" o:spid="_x0000_s1037" style="width:425.2pt;height:.05pt;visibility:visible;mso-wrap-style:square;mso-left-percent:-10001;mso-top-percent:-10001;mso-position-horizontal:absolute;mso-position-horizontal-relative:char;mso-position-vertical:absolute;mso-position-vertical-relative:line;mso-left-percent:-10001;mso-top-percent:-10001;v-text-anchor:top" o:gfxdata="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" filled="f">
+            <o:lock v:ext="edit" rotation="t" aspectratio="t" verticies="t" text="t" shapetype="t"/>
+            <w10:anchorlock/>
+          </v:rect>
+        </w:pict>
+      </w:r>
+    </w:p>
+    <w:p>
+      <w:pPr>
+        <w:spacing w:before="100" w:beforeAutospacing="1" w:after="100" w:afterAutospacing="1"/>
+        <w:outlineLvl w:val="2"/>
+        <w:rPr>
+          <w:rFonts w:ascii="Times New Roman" w:eastAsia="Times New Roman" w:hAnsi="Times New Roman" w:cs="Times New Roman"/>
+          <w:b/>
+          <w:bCs/>
+          <w:kern w:val="0"/>
+          <w:sz w:val="27"/>
+          <w:szCs w:val="27"/>
+          <w:lang w:eastAsia="pt-BR"/>
+          <w14:ligatures w14:val="none"/>
+        </w:rPr>
+      </w:pPr>
+      <w:r>
+        <w:rPr>
+          <w:rFonts w:ascii="Times New Roman" w:eastAsia="Times New Roman" w:hAnsi="Times New Roman" w:cs="Times New Roman"/>
+          <w:b/>
+          <w:bCs/>
+          <w:kern w:val="0"/>
+          <w:sz w:val="27"/>
+          <w:szCs w:val="27"/>
+          <w:lang w:eastAsia="pt-BR"/>
+          <w14:ligatures w14:val="none"/>
+        </w:rPr>
+        <w:t>Slide 19 – Gauss 2 Pontos</w:t>
+      </w:r>
+    </w:p>
+    <w:p>
+      <w:pPr>
+        <w:spacing w:before="100" w:beforeAutospacing="1" w:after="100" w:afterAutospacing="1"/>
+        <w:rPr>
+          <w:rFonts w:ascii="Times New Roman" w:eastAsia="Times New Roman" w:hAnsi="Times New Roman" w:cs="Times New Roman"/>
+          <w:kern w:val="0"/>
+          <w:lang w:eastAsia="pt-BR"/>
+          <w14:ligatures w14:val="none"/>
+        </w:rPr>
+      </w:pPr>
+      <w:r>
+        <w:rPr>
+          <w:rFonts w:ascii="Times New Roman" w:eastAsia="Times New Roman" w:hAnsi="Times New Roman" w:cs="Times New Roman"/>
+          <w:kern w:val="0"/>
+          <w:lang w:eastAsia="pt-BR"/>
+          <w14:ligatures w14:val="none"/>
+        </w:rPr>
+        <w:t>Utilizando dois pontos, obtivemos erro de aproximadamente 1,54%, já com boa precisão.</w:t>
+      </w:r>
+    </w:p>
+    <w:p>
+      <w:pPr>
+        <w:rPr>
+          <w:rFonts w:ascii="Times New Roman" w:eastAsia="Times New Roman" w:hAnsi="Times New Roman" w:cs="Times New Roman"/>
+          <w:kern w:val="0"/>
+          <w:lang w:eastAsia="pt-BR"/>
+          <w14:ligatures w14:val="none"/>
+        </w:rPr>
+      </w:pPr>
+      <w:r>
+        <w:rPr>
+          <w:noProof/>
+        </w:rPr>
+      </w:r>
+      <w:r>
+        <w:pict w14:anchorId="68B6F5BC">
+          <v:rect id="Horizontal Line 20" o:spid="_x0000_s1036" style="width:425.2pt;height:.05pt;visibility:visible;mso-wrap-style:square;mso-left-percent:-10001;mso-top-percent:-10001;mso-position-horizontal:absolute;mso-position-horizontal-relative:char;mso-position-vertical:absolute;mso-position-vertical-relative:line;mso-left-percent:-10001;mso-top-percent:-10001;v-text-anchor:top" o:gfxdata="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" filled="f">
+            <o:lock v:ext="edit" rotation="t" aspectratio="t" verticies="t" text="t" shapetype="t"/>
+            <w10:anchorlock/>
+          </v:rect>
+        </w:pict>
+      </w:r>
+    </w:p>
+    <w:p>
+      <w:pPr>
+        <w:spacing w:before="100" w:beforeAutospacing="1" w:after="100" w:afterAutospacing="1"/>
+        <w:outlineLvl w:val="2"/>
+        <w:rPr>
+          <w:rFonts w:ascii="Times New Roman" w:eastAsia="Times New Roman" w:hAnsi="Times New Roman" w:cs="Times New Roman"/>
+          <w:b/>
+          <w:bCs/>
+          <w:kern w:val="0"/>
+          <w:sz w:val="27"/>
+          <w:szCs w:val="27"/>
+          <w:lang w:eastAsia="pt-BR"/>
+          <w14:ligatures w14:val="none"/>
+        </w:rPr>
+      </w:pPr>
+      <w:r>
+        <w:rPr>
+          <w:rFonts w:ascii="Times New Roman" w:eastAsia="Times New Roman" w:hAnsi="Times New Roman" w:cs="Times New Roman"/>
+          <w:b/>
+          <w:bCs/>
+          <w:kern w:val="0"/>
+          <w:sz w:val="27"/>
+          <w:szCs w:val="27"/>
+          <w:lang w:eastAsia="pt-BR"/>
+          <w14:ligatures w14:val="none"/>
+        </w:rPr>
+        <w:lastRenderedPageBreak/>
+        <w:t>Slide 20 – Gauss 3 Pontos</w:t>
+      </w:r>
+    </w:p>
+    <w:p>
+      <w:pPr>
+        <w:spacing w:before="100" w:beforeAutospacing="1" w:after="100" w:afterAutospacing="1"/>
+        <w:rPr>
+          <w:rFonts w:ascii="Times New Roman" w:eastAsia="Times New Roman" w:hAnsi="Times New Roman" w:cs="Times New Roman"/>
+          <w:kern w:val="0"/>
+          <w:lang w:eastAsia="pt-BR"/>
+          <w14:ligatures w14:val="none"/>
+        </w:rPr>
+      </w:pPr>
+      <w:r>
+        <w:rPr>
+          <w:rFonts w:ascii="Times New Roman" w:eastAsia="Times New Roman" w:hAnsi="Times New Roman" w:cs="Times New Roman"/>
+          <w:kern w:val="0"/>
+          <w:lang w:eastAsia="pt-BR"/>
+          <w14:ligatures w14:val="none"/>
+        </w:rPr>
+        <w:t>Com três pontos, o método praticamente reproduziu o valor da solução analítica, apresentando erro praticamente nulo.</w:t>
+      </w:r>
+    </w:p>
+    <w:p>
+      <w:pPr>
+        <w:rPr>
+          <w:rFonts w:ascii="Times New Roman" w:eastAsia="Times New Roman" w:hAnsi="Times New Roman" w:cs="Times New Roman"/>
+          <w:kern w:val="0"/>
+          <w:lang w:eastAsia="pt-BR"/>
+          <w14:ligatures w14:val="none"/>
+        </w:rPr>
+      </w:pPr>
+      <w:r>
+        <w:rPr>
+          <w:noProof/>
+        </w:rPr>
+      </w:r>
+      <w:r>
+        <w:pict w14:anchorId="35889300">
+          <v:rect id="Horizontal Line 21" o:spid="_x0000_s1035" style="width:425.2pt;height:.05pt;visibility:visible;mso-wrap-style:square;mso-left-percent:-10001;mso-top-percent:-10001;mso-position-horizontal:absolute;mso-position-horizontal-relative:char;mso-position-vertical:absolute;mso-position-vertical-relative:line;mso-left-percent:-10001;mso-top-percent:-10001;v-text-anchor:top" o:gfxdata="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" filled="f">
+            <o:lock v:ext="edit" rotation="t" aspectratio="t" verticies="t" text="t" shapetype="t"/>
+            <w10:anchorlock/>
+          </v:rect>
+        </w:pict>
+      </w:r>
+    </w:p>
+    <w:p>
+      <w:pPr>
+        <w:spacing w:before="100" w:beforeAutospacing="1" w:after="100" w:afterAutospacing="1"/>
+        <w:outlineLvl w:val="2"/>
+        <w:rPr>
+          <w:rFonts w:ascii="Times New Roman" w:eastAsia="Times New Roman" w:hAnsi="Times New Roman" w:cs="Times New Roman"/>
+          <w:b/>
+          <w:bCs/>
+          <w:kern w:val="0"/>
+          <w:sz w:val="27"/>
+          <w:szCs w:val="27"/>
+          <w:lang w:eastAsia="pt-BR"/>
+          <w14:ligatures w14:val="none"/>
+        </w:rPr>
+      </w:pPr>
+      <w:r>
+        <w:rPr>
+          <w:rFonts w:ascii="Times New Roman" w:eastAsia="Times New Roman" w:hAnsi="Times New Roman" w:cs="Times New Roman"/>
+          <w:b/>
+          <w:bCs/>
+          <w:kern w:val="0"/>
+          <w:sz w:val="27"/>
+          <w:szCs w:val="27"/>
+          <w:lang w:eastAsia="pt-BR"/>
+          <w14:ligatures w14:val="none"/>
+        </w:rPr>
+        <w:t>Slide 21 – Comparação</w:t>
+      </w:r>
+    </w:p>
+    <w:p>
+      <w:pPr>
+        <w:spacing w:before="100" w:beforeAutospacing="1" w:after="100" w:afterAutospacing="1"/>
+        <w:rPr>
+          <w:rFonts w:ascii="Times New Roman" w:eastAsia="Times New Roman" w:hAnsi="Times New Roman" w:cs="Times New Roman"/>
+          <w:kern w:val="0"/>
+          <w:lang w:eastAsia="pt-BR"/>
+          <w14:ligatures w14:val="none"/>
+        </w:rPr>
+      </w:pPr>
+      <w:r>
+        <w:rPr>
+          <w:rFonts w:ascii="Times New Roman" w:eastAsia="Times New Roman" w:hAnsi="Times New Roman" w:cs="Times New Roman"/>
+          <w:kern w:val="0"/>
+          <w:lang w:eastAsia="pt-BR"/>
+          <w14:ligatures w14:val="none"/>
+        </w:rPr>
+        <w:t>Nesta tabela podemos comparar todos os métodos. Observamos que as regras compostas reduziram significativamente o erro, os métodos de Simpson superaram o Trapézio simples e a Quadratura de Gauss com três pontos apresentou o melhor resultado.</w:t>
+      </w:r>
+    </w:p>
+    <w:p>
+      <w:pPr>
+        <w:spacing w:before="100" w:beforeAutospacing="1" w:after="100" w:afterAutospacing="1"/>
+        <w:rPr>
+          <w:rFonts w:ascii="Times New Roman" w:eastAsia="Times New Roman" w:hAnsi="Times New Roman" w:cs="Times New Roman"/>
+          <w:kern w:val="0"/>
+          <w:lang w:eastAsia="pt-BR"/>
+          <w14:ligatures w14:val="none"/>
+        </w:rPr>
+      </w:pPr>
+      <w:r>
+        <w:rPr>
+          <w:rFonts w:ascii="Times New Roman" w:eastAsia="Times New Roman" w:hAnsi="Times New Roman" w:cs="Times New Roman"/>
+          <w:kern w:val="0"/>
+          <w:lang w:eastAsia="pt-BR"/>
+          <w14:ligatures w14:val="none"/>
+        </w:rPr>
+        <w:t>Agora o Gustavo apresentará o segundo exercício.</w:t>
+      </w:r>
+    </w:p>
+    <w:p>
+      <w:pPr>
+        <w:rPr>
+          <w:rFonts w:ascii="Times New Roman" w:eastAsia="Times New Roman" w:hAnsi="Times New Roman" w:cs="Times New Roman"/>
+          <w:kern w:val="0"/>
+          <w:lang w:eastAsia="pt-BR"/>
+          <w14:ligatures w14:val="none"/>
+        </w:rPr>
+      </w:pPr>
+      <w:r>
+        <w:rPr>
+          <w:noProof/>
+        </w:rPr>
+      </w:r>
+      <w:r>
+        <w:pict w14:anchorId="71550A9F">
+          <v:rect id="Horizontal Line 22" o:spid="_x0000_s1034" style="width:425.2pt;height:.05pt;visibility:visible;mso-wrap-style:square;mso-left-percent:-10001;mso-top-percent:-10001;mso-position-horizontal:absolute;mso-position-horizontal-relative:char;mso-position-vertical:absolute;mso-position-vertical-relative:line;mso-left-percent:-10001;mso-top-percent:-10001;v-text-anchor:top" o:gfxdata="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" filled="f">
+            <o:lock v:ext="edit" rotation="t" aspectratio="t" verticies="t" text="t" shapetype="t"/>
+            <w10:anchorlock/>
+          </v:rect>
         </w:pict>
       </w:r>
     </w:p>
@@ -1272,577 +1664,587 @@
           <w:lang w:eastAsia="pt-BR"/>
           <w14:ligatures w14:val="none"/>
         </w:rPr>
-        <w:t>Gustavo (Slides 16–24) — ~4 minutos</w:t>
-      </w:r>
-    </w:p>
-    <w:p>
-      <w:pPr>
-        <w:spacing w:before="100" w:beforeAutospacing="1" w:after="100" w:afterAutospacing="1"/>
-        <w:rPr>
-          <w:rFonts w:ascii="Times New Roman" w:eastAsia="Times New Roman" w:hAnsi="Times New Roman" w:cs="Times New Roman"/>
-          <w:kern w:val="0"/>
-          <w:lang w:eastAsia="pt-BR"/>
-          <w14:ligatures w14:val="none"/>
-        </w:rPr>
-      </w:pPr>
-      <w:r>
-        <w:rPr>
-          <w:rFonts w:ascii="Times New Roman" w:eastAsia="Times New Roman" w:hAnsi="Times New Roman" w:cs="Times New Roman"/>
-          <w:b/>
-          <w:bCs/>
-          <w:kern w:val="0"/>
-          <w:lang w:eastAsia="pt-BR"/>
-          <w14:ligatures w14:val="none"/>
-        </w:rPr>
-        <w:t>Slide 16 – Exercício 2</w:t>
-      </w:r>
-    </w:p>
-    <w:p>
-      <w:pPr>
-        <w:spacing w:before="100" w:beforeAutospacing="1" w:after="100" w:afterAutospacing="1"/>
-        <w:rPr>
-          <w:rFonts w:ascii="Times New Roman" w:eastAsia="Times New Roman" w:hAnsi="Times New Roman" w:cs="Times New Roman"/>
-          <w:kern w:val="0"/>
-          <w:lang w:eastAsia="pt-BR"/>
-          <w14:ligatures w14:val="none"/>
-        </w:rPr>
-      </w:pPr>
-      <w:r>
-        <w:rPr>
-          <w:rFonts w:ascii="Times New Roman" w:eastAsia="Times New Roman" w:hAnsi="Times New Roman" w:cs="Times New Roman"/>
-          <w:kern w:val="0"/>
-          <w:lang w:eastAsia="pt-BR"/>
-          <w14:ligatures w14:val="none"/>
-        </w:rPr>
-        <w:t>"No segundo exercício foi fornecida a expressão da velocidade de um objeto em queda livre sujeito à resistência do ar. Nosso objetivo foi determinar numericamente a distância percorrida nos primeiros dez segundos."</w:t>
-      </w:r>
-    </w:p>
-    <w:p>
-      <w:pPr>
-        <w:rPr>
-          <w:rFonts w:ascii="Times New Roman" w:eastAsia="Times New Roman" w:hAnsi="Times New Roman" w:cs="Times New Roman"/>
-          <w:kern w:val="0"/>
-          <w:lang w:eastAsia="pt-BR"/>
-          <w14:ligatures w14:val="none"/>
-        </w:rPr>
-      </w:pPr>
-      <w:r>
-        <w:rPr>
-          <w:rFonts w:ascii="Times New Roman" w:eastAsia="Times New Roman" w:hAnsi="Times New Roman" w:cs="Times New Roman"/>
+        <w:t>Gustavo</w:t>
+      </w:r>
+    </w:p>
+    <w:p>
+      <w:pPr>
+        <w:spacing w:before="100" w:beforeAutospacing="1" w:after="100" w:afterAutospacing="1"/>
+        <w:outlineLvl w:val="2"/>
+        <w:rPr>
+          <w:rFonts w:ascii="Times New Roman" w:eastAsia="Times New Roman" w:hAnsi="Times New Roman" w:cs="Times New Roman"/>
+          <w:b/>
+          <w:bCs/>
+          <w:kern w:val="0"/>
+          <w:sz w:val="27"/>
+          <w:szCs w:val="27"/>
+          <w:lang w:eastAsia="pt-BR"/>
+          <w14:ligatures w14:val="none"/>
+        </w:rPr>
+      </w:pPr>
+      <w:r>
+        <w:rPr>
+          <w:rFonts w:ascii="Times New Roman" w:eastAsia="Times New Roman" w:hAnsi="Times New Roman" w:cs="Times New Roman"/>
+          <w:b/>
+          <w:bCs/>
+          <w:kern w:val="0"/>
+          <w:sz w:val="27"/>
+          <w:szCs w:val="27"/>
+          <w:lang w:eastAsia="pt-BR"/>
+          <w14:ligatures w14:val="none"/>
+        </w:rPr>
+        <w:t>Slide 22 – Exercício 2</w:t>
+      </w:r>
+    </w:p>
+    <w:p>
+      <w:pPr>
+        <w:spacing w:before="100" w:beforeAutospacing="1" w:after="100" w:afterAutospacing="1"/>
+        <w:rPr>
+          <w:rFonts w:ascii="Times New Roman" w:eastAsia="Times New Roman" w:hAnsi="Times New Roman" w:cs="Times New Roman"/>
+          <w:kern w:val="0"/>
+          <w:lang w:eastAsia="pt-BR"/>
+          <w14:ligatures w14:val="none"/>
+        </w:rPr>
+      </w:pPr>
+      <w:r>
+        <w:rPr>
+          <w:rFonts w:ascii="Times New Roman" w:eastAsia="Times New Roman" w:hAnsi="Times New Roman" w:cs="Times New Roman"/>
+          <w:kern w:val="0"/>
+          <w:lang w:eastAsia="pt-BR"/>
+          <w14:ligatures w14:val="none"/>
+        </w:rPr>
+        <w:t>Neste problema foi fornecida a velocidade de um objeto em queda livre com resistência do ar. O objetivo é determinar a distância percorrida entre zero e dez segundos.</w:t>
+      </w:r>
+    </w:p>
+    <w:p>
+      <w:pPr>
+        <w:rPr>
+          <w:rFonts w:ascii="Times New Roman" w:eastAsia="Times New Roman" w:hAnsi="Times New Roman" w:cs="Times New Roman"/>
+          <w:kern w:val="0"/>
+          <w:lang w:eastAsia="pt-BR"/>
+          <w14:ligatures w14:val="none"/>
+        </w:rPr>
+      </w:pPr>
+      <w:r>
+        <w:rPr>
           <w:noProof/>
-          <w:kern w:val="0"/>
-          <w:lang w:eastAsia="pt-BR"/>
-        </w:rPr>
-        <w:pict w14:anchorId="0AFCECA7">
-          <v:rect id="_x0000_i1033" alt="" style="width:425.2pt;height:.05pt;mso-width-percent:0;mso-height-percent:0;mso-width-percent:0;mso-height-percent:0" o:hralign="center" o:hrstd="t" o:hr="t" fillcolor="#a0a0a0" stroked="f"/>
+        </w:rPr>
+      </w:r>
+      <w:r>
+        <w:pict w14:anchorId="43D101A3">
+          <v:rect id="Horizontal Line 23" o:spid="_x0000_s1033" style="width:425.2pt;height:.05pt;visibility:visible;mso-wrap-style:square;mso-left-percent:-10001;mso-top-percent:-10001;mso-position-horizontal:absolute;mso-position-horizontal-relative:char;mso-position-vertical:absolute;mso-position-vertical-relative:line;mso-left-percent:-10001;mso-top-percent:-10001;v-text-anchor:top" o:gfxdata="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" filled="f">
+            <o:lock v:ext="edit" rotation="t" aspectratio="t" verticies="t" text="t" shapetype="t"/>
+            <w10:anchorlock/>
+          </v:rect>
         </w:pict>
       </w:r>
     </w:p>
     <w:p>
       <w:pPr>
         <w:spacing w:before="100" w:beforeAutospacing="1" w:after="100" w:afterAutospacing="1"/>
-        <w:rPr>
-          <w:rFonts w:ascii="Times New Roman" w:eastAsia="Times New Roman" w:hAnsi="Times New Roman" w:cs="Times New Roman"/>
-          <w:kern w:val="0"/>
-          <w:lang w:eastAsia="pt-BR"/>
-          <w14:ligatures w14:val="none"/>
-        </w:rPr>
-      </w:pPr>
-      <w:r>
-        <w:rPr>
-          <w:rFonts w:ascii="Times New Roman" w:eastAsia="Times New Roman" w:hAnsi="Times New Roman" w:cs="Times New Roman"/>
-          <w:b/>
-          <w:bCs/>
-          <w:kern w:val="0"/>
-          <w:lang w:eastAsia="pt-BR"/>
-          <w14:ligatures w14:val="none"/>
-        </w:rPr>
-        <w:t>Slide 17 – Metodologia</w:t>
-      </w:r>
-    </w:p>
-    <w:p>
-      <w:pPr>
-        <w:spacing w:before="100" w:beforeAutospacing="1" w:after="100" w:afterAutospacing="1"/>
-        <w:rPr>
-          <w:rFonts w:ascii="Times New Roman" w:eastAsia="Times New Roman" w:hAnsi="Times New Roman" w:cs="Times New Roman"/>
-          <w:kern w:val="0"/>
-          <w:lang w:eastAsia="pt-BR"/>
-          <w14:ligatures w14:val="none"/>
-        </w:rPr>
-      </w:pPr>
-      <w:r>
-        <w:rPr>
-          <w:rFonts w:ascii="Times New Roman" w:eastAsia="Times New Roman" w:hAnsi="Times New Roman" w:cs="Times New Roman"/>
-          <w:kern w:val="0"/>
-          <w:lang w:eastAsia="pt-BR"/>
-          <w14:ligatures w14:val="none"/>
-        </w:rPr>
-        <w:t>"Primeiramente obtivemos a solução analítica da integral. Em seguida aplicamos o Trapézio Múltiplo e Simpson 1/3 Múltipla, aumentando o número de subdivisões até atingir seis algarismos significativos."</w:t>
-      </w:r>
-    </w:p>
-    <w:p>
-      <w:pPr>
-        <w:rPr>
-          <w:rFonts w:ascii="Times New Roman" w:eastAsia="Times New Roman" w:hAnsi="Times New Roman" w:cs="Times New Roman"/>
-          <w:kern w:val="0"/>
-          <w:lang w:eastAsia="pt-BR"/>
-          <w14:ligatures w14:val="none"/>
-        </w:rPr>
-      </w:pPr>
-      <w:r>
-        <w:rPr>
-          <w:rFonts w:ascii="Times New Roman" w:eastAsia="Times New Roman" w:hAnsi="Times New Roman" w:cs="Times New Roman"/>
+        <w:outlineLvl w:val="2"/>
+        <w:rPr>
+          <w:rFonts w:ascii="Times New Roman" w:eastAsia="Times New Roman" w:hAnsi="Times New Roman" w:cs="Times New Roman"/>
+          <w:b/>
+          <w:bCs/>
+          <w:kern w:val="0"/>
+          <w:sz w:val="27"/>
+          <w:szCs w:val="27"/>
+          <w:lang w:eastAsia="pt-BR"/>
+          <w14:ligatures w14:val="none"/>
+        </w:rPr>
+      </w:pPr>
+      <w:r>
+        <w:rPr>
+          <w:rFonts w:ascii="Times New Roman" w:eastAsia="Times New Roman" w:hAnsi="Times New Roman" w:cs="Times New Roman"/>
+          <w:b/>
+          <w:bCs/>
+          <w:kern w:val="0"/>
+          <w:sz w:val="27"/>
+          <w:szCs w:val="27"/>
+          <w:lang w:eastAsia="pt-BR"/>
+          <w14:ligatures w14:val="none"/>
+        </w:rPr>
+        <w:t>Slide 23 – Metodologia</w:t>
+      </w:r>
+    </w:p>
+    <w:p>
+      <w:pPr>
+        <w:spacing w:before="100" w:beforeAutospacing="1" w:after="100" w:afterAutospacing="1"/>
+        <w:rPr>
+          <w:rFonts w:ascii="Times New Roman" w:eastAsia="Times New Roman" w:hAnsi="Times New Roman" w:cs="Times New Roman"/>
+          <w:kern w:val="0"/>
+          <w:lang w:eastAsia="pt-BR"/>
+          <w14:ligatures w14:val="none"/>
+        </w:rPr>
+      </w:pPr>
+      <w:r>
+        <w:rPr>
+          <w:rFonts w:ascii="Times New Roman" w:eastAsia="Times New Roman" w:hAnsi="Times New Roman" w:cs="Times New Roman"/>
+          <w:kern w:val="0"/>
+          <w:lang w:eastAsia="pt-BR"/>
+          <w14:ligatures w14:val="none"/>
+        </w:rPr>
+        <w:t>Primeiro obtivemos a solução analítica. Depois aplicamos o Trapézio Múltipla e Simpson 1/3 Múltipla, aumentando o número de subdivisões até atingir seis algarismos significativos.</w:t>
+      </w:r>
+    </w:p>
+    <w:p>
+      <w:pPr>
+        <w:rPr>
+          <w:rFonts w:ascii="Times New Roman" w:eastAsia="Times New Roman" w:hAnsi="Times New Roman" w:cs="Times New Roman"/>
+          <w:kern w:val="0"/>
+          <w:lang w:eastAsia="pt-BR"/>
+          <w14:ligatures w14:val="none"/>
+        </w:rPr>
+      </w:pPr>
+      <w:r>
+        <w:rPr>
           <w:noProof/>
-          <w:kern w:val="0"/>
-          <w:lang w:eastAsia="pt-BR"/>
-        </w:rPr>
-        <w:pict w14:anchorId="05747518">
-          <v:rect id="_x0000_i1032" alt="" style="width:425.2pt;height:.05pt;mso-width-percent:0;mso-height-percent:0;mso-width-percent:0;mso-height-percent:0" o:hralign="center" o:hrstd="t" o:hr="t" fillcolor="#a0a0a0" stroked="f"/>
+        </w:rPr>
+      </w:r>
+      <w:r>
+        <w:pict w14:anchorId="4741FD40">
+          <v:rect id="Horizontal Line 24" o:spid="_x0000_s1032" style="width:425.2pt;height:.05pt;visibility:visible;mso-wrap-style:square;mso-left-percent:-10001;mso-top-percent:-10001;mso-position-horizontal:absolute;mso-position-horizontal-relative:char;mso-position-vertical:absolute;mso-position-vertical-relative:line;mso-left-percent:-10001;mso-top-percent:-10001;v-text-anchor:top" o:gfxdata="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" filled="f">
+            <o:lock v:ext="edit" rotation="t" aspectratio="t" verticies="t" text="t" shapetype="t"/>
+            <w10:anchorlock/>
+          </v:rect>
         </w:pict>
       </w:r>
     </w:p>
     <w:p>
       <w:pPr>
         <w:spacing w:before="100" w:beforeAutospacing="1" w:after="100" w:afterAutospacing="1"/>
-        <w:rPr>
-          <w:rFonts w:ascii="Times New Roman" w:eastAsia="Times New Roman" w:hAnsi="Times New Roman" w:cs="Times New Roman"/>
-          <w:kern w:val="0"/>
-          <w:lang w:eastAsia="pt-BR"/>
-          <w14:ligatures w14:val="none"/>
-        </w:rPr>
-      </w:pPr>
-      <w:r>
-        <w:rPr>
-          <w:rFonts w:ascii="Times New Roman" w:eastAsia="Times New Roman" w:hAnsi="Times New Roman" w:cs="Times New Roman"/>
-          <w:b/>
-          <w:bCs/>
-          <w:kern w:val="0"/>
+        <w:outlineLvl w:val="2"/>
+        <w:rPr>
+          <w:rFonts w:ascii="Times New Roman" w:eastAsia="Times New Roman" w:hAnsi="Times New Roman" w:cs="Times New Roman"/>
+          <w:b/>
+          <w:bCs/>
+          <w:kern w:val="0"/>
+          <w:sz w:val="27"/>
+          <w:szCs w:val="27"/>
+          <w:lang w:eastAsia="pt-BR"/>
+          <w14:ligatures w14:val="none"/>
+        </w:rPr>
+      </w:pPr>
+      <w:r>
+        <w:rPr>
+          <w:rFonts w:ascii="Times New Roman" w:eastAsia="Times New Roman" w:hAnsi="Times New Roman" w:cs="Times New Roman"/>
+          <w:b/>
+          <w:bCs/>
+          <w:kern w:val="0"/>
+          <w:sz w:val="27"/>
+          <w:szCs w:val="27"/>
+          <w:lang w:eastAsia="pt-BR"/>
+          <w14:ligatures w14:val="none"/>
+        </w:rPr>
+        <w:t>Slide 24 – Solução Analítica</w:t>
+      </w:r>
+    </w:p>
+    <w:p>
+      <w:pPr>
+        <w:spacing w:before="100" w:beforeAutospacing="1" w:after="100" w:afterAutospacing="1"/>
+        <w:rPr>
+          <w:rFonts w:ascii="Times New Roman" w:eastAsia="Times New Roman" w:hAnsi="Times New Roman" w:cs="Times New Roman"/>
+          <w:kern w:val="0"/>
+          <w:lang w:eastAsia="pt-BR"/>
+          <w14:ligatures w14:val="none"/>
+        </w:rPr>
+      </w:pPr>
+      <w:r>
+        <w:rPr>
+          <w:rFonts w:ascii="Times New Roman" w:eastAsia="Times New Roman" w:hAnsi="Times New Roman" w:cs="Times New Roman"/>
+          <w:kern w:val="0"/>
+          <w:lang w:eastAsia="pt-BR"/>
+          <w14:ligatures w14:val="none"/>
+        </w:rPr>
+        <w:t>A integração da função velocidade resultou em uma distância de aproximadamente 333,926 metros, utilizada como referência para comparar os métodos.</w:t>
+      </w:r>
+    </w:p>
+    <w:p>
+      <w:pPr>
+        <w:rPr>
+          <w:rFonts w:ascii="Times New Roman" w:eastAsia="Times New Roman" w:hAnsi="Times New Roman" w:cs="Times New Roman"/>
+          <w:kern w:val="0"/>
+          <w:lang w:eastAsia="pt-BR"/>
+          <w14:ligatures w14:val="none"/>
+        </w:rPr>
+      </w:pPr>
+      <w:r>
+        <w:rPr>
+          <w:noProof/>
+        </w:rPr>
+      </w:r>
+      <w:r>
+        <w:pict w14:anchorId="71A59634">
+          <v:rect id="Horizontal Line 25" o:spid="_x0000_s1031" style="width:425.2pt;height:.05pt;visibility:visible;mso-wrap-style:square;mso-left-percent:-10001;mso-top-percent:-10001;mso-position-horizontal:absolute;mso-position-horizontal-relative:char;mso-position-vertical:absolute;mso-position-vertical-relative:line;mso-left-percent:-10001;mso-top-percent:-10001;v-text-anchor:top" o:gfxdata="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" filled="f">
+            <o:lock v:ext="edit" rotation="t" aspectratio="t" verticies="t" text="t" shapetype="t"/>
+            <w10:anchorlock/>
+          </v:rect>
+        </w:pict>
+      </w:r>
+    </w:p>
+    <w:p>
+      <w:pPr>
+        <w:spacing w:before="100" w:beforeAutospacing="1" w:after="100" w:afterAutospacing="1"/>
+        <w:outlineLvl w:val="2"/>
+        <w:rPr>
+          <w:rFonts w:ascii="Times New Roman" w:eastAsia="Times New Roman" w:hAnsi="Times New Roman" w:cs="Times New Roman"/>
+          <w:b/>
+          <w:bCs/>
+          <w:kern w:val="0"/>
+          <w:sz w:val="27"/>
+          <w:szCs w:val="27"/>
+          <w:lang w:eastAsia="pt-BR"/>
+          <w14:ligatures w14:val="none"/>
+        </w:rPr>
+      </w:pPr>
+      <w:r>
+        <w:rPr>
+          <w:rFonts w:ascii="Times New Roman" w:eastAsia="Times New Roman" w:hAnsi="Times New Roman" w:cs="Times New Roman"/>
+          <w:b/>
+          <w:bCs/>
+          <w:kern w:val="0"/>
+          <w:sz w:val="27"/>
+          <w:szCs w:val="27"/>
+          <w:lang w:eastAsia="pt-BR"/>
+          <w14:ligatures w14:val="none"/>
+        </w:rPr>
+        <w:t>Slide 25 – Trapézio Múltipla</w:t>
+      </w:r>
+    </w:p>
+    <w:p>
+      <w:pPr>
+        <w:spacing w:before="100" w:beforeAutospacing="1" w:after="100" w:afterAutospacing="1"/>
+        <w:rPr>
+          <w:rFonts w:ascii="Times New Roman" w:eastAsia="Times New Roman" w:hAnsi="Times New Roman" w:cs="Times New Roman"/>
+          <w:kern w:val="0"/>
+          <w:lang w:eastAsia="pt-BR"/>
+          <w14:ligatures w14:val="none"/>
+        </w:rPr>
+      </w:pPr>
+      <w:r>
+        <w:rPr>
+          <w:rFonts w:ascii="Times New Roman" w:eastAsia="Times New Roman" w:hAnsi="Times New Roman" w:cs="Times New Roman"/>
+          <w:kern w:val="0"/>
+          <w:lang w:eastAsia="pt-BR"/>
+          <w14:ligatures w14:val="none"/>
+        </w:rPr>
+        <w:t>Para atingir a precisão exigida, a Regra do Trapézio precisou de 669 subdivisões.</w:t>
+      </w:r>
+    </w:p>
+    <w:p>
+      <w:pPr>
+        <w:rPr>
+          <w:rFonts w:ascii="Times New Roman" w:eastAsia="Times New Roman" w:hAnsi="Times New Roman" w:cs="Times New Roman"/>
+          <w:kern w:val="0"/>
+          <w:lang w:eastAsia="pt-BR"/>
+          <w14:ligatures w14:val="none"/>
+        </w:rPr>
+      </w:pPr>
+      <w:r>
+        <w:rPr>
+          <w:noProof/>
+        </w:rPr>
+      </w:r>
+      <w:r>
+        <w:pict w14:anchorId="30021800">
+          <v:rect id="Horizontal Line 26" o:spid="_x0000_s1030" style="width:425.2pt;height:.05pt;visibility:visible;mso-wrap-style:square;mso-left-percent:-10001;mso-top-percent:-10001;mso-position-horizontal:absolute;mso-position-horizontal-relative:char;mso-position-vertical:absolute;mso-position-vertical-relative:line;mso-left-percent:-10001;mso-top-percent:-10001;v-text-anchor:top" o:gfxdata="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" filled="f">
+            <o:lock v:ext="edit" rotation="t" aspectratio="t" verticies="t" text="t" shapetype="t"/>
+            <w10:anchorlock/>
+          </v:rect>
+        </w:pict>
+      </w:r>
+    </w:p>
+    <w:p>
+      <w:pPr>
+        <w:spacing w:before="100" w:beforeAutospacing="1" w:after="100" w:afterAutospacing="1"/>
+        <w:outlineLvl w:val="2"/>
+        <w:rPr>
+          <w:rFonts w:ascii="Times New Roman" w:eastAsia="Times New Roman" w:hAnsi="Times New Roman" w:cs="Times New Roman"/>
+          <w:b/>
+          <w:bCs/>
+          <w:kern w:val="0"/>
+          <w:sz w:val="27"/>
+          <w:szCs w:val="27"/>
+          <w:lang w:eastAsia="pt-BR"/>
+          <w14:ligatures w14:val="none"/>
+        </w:rPr>
+      </w:pPr>
+      <w:r>
+        <w:rPr>
+          <w:rFonts w:ascii="Times New Roman" w:eastAsia="Times New Roman" w:hAnsi="Times New Roman" w:cs="Times New Roman"/>
+          <w:b/>
+          <w:bCs/>
+          <w:kern w:val="0"/>
+          <w:sz w:val="27"/>
+          <w:szCs w:val="27"/>
           <w:lang w:eastAsia="pt-BR"/>
           <w14:ligatures w14:val="none"/>
         </w:rPr>
         <w:lastRenderedPageBreak/>
-        <w:t>Slide 18 – Fluxograma</w:t>
-      </w:r>
-    </w:p>
-    <w:p>
-      <w:pPr>
-        <w:spacing w:before="100" w:beforeAutospacing="1" w:after="100" w:afterAutospacing="1"/>
-        <w:rPr>
-          <w:rFonts w:ascii="Times New Roman" w:eastAsia="Times New Roman" w:hAnsi="Times New Roman" w:cs="Times New Roman"/>
-          <w:kern w:val="0"/>
-          <w:lang w:eastAsia="pt-BR"/>
-          <w14:ligatures w14:val="none"/>
-        </w:rPr>
-      </w:pPr>
-      <w:r>
-        <w:rPr>
-          <w:rFonts w:ascii="Times New Roman" w:eastAsia="Times New Roman" w:hAnsi="Times New Roman" w:cs="Times New Roman"/>
-          <w:kern w:val="0"/>
-          <w:lang w:eastAsia="pt-BR"/>
-          <w14:ligatures w14:val="none"/>
-        </w:rPr>
-        <w:t>"O fluxograma resume esse procedimento desde a definição da função até a comparação dos resultados."</w:t>
-      </w:r>
-    </w:p>
-    <w:p>
-      <w:pPr>
-        <w:rPr>
-          <w:rFonts w:ascii="Times New Roman" w:eastAsia="Times New Roman" w:hAnsi="Times New Roman" w:cs="Times New Roman"/>
-          <w:kern w:val="0"/>
-          <w:lang w:eastAsia="pt-BR"/>
-          <w14:ligatures w14:val="none"/>
-        </w:rPr>
-      </w:pPr>
-      <w:r>
-        <w:rPr>
-          <w:rFonts w:ascii="Times New Roman" w:eastAsia="Times New Roman" w:hAnsi="Times New Roman" w:cs="Times New Roman"/>
+        <w:t>Slide 26 – Simpson 1/3 Múltipla</w:t>
+      </w:r>
+    </w:p>
+    <w:p>
+      <w:pPr>
+        <w:spacing w:before="100" w:beforeAutospacing="1" w:after="100" w:afterAutospacing="1"/>
+        <w:rPr>
+          <w:rFonts w:ascii="Times New Roman" w:eastAsia="Times New Roman" w:hAnsi="Times New Roman" w:cs="Times New Roman"/>
+          <w:kern w:val="0"/>
+          <w:lang w:eastAsia="pt-BR"/>
+          <w14:ligatures w14:val="none"/>
+        </w:rPr>
+      </w:pPr>
+      <w:r>
+        <w:rPr>
+          <w:rFonts w:ascii="Times New Roman" w:eastAsia="Times New Roman" w:hAnsi="Times New Roman" w:cs="Times New Roman"/>
+          <w:kern w:val="0"/>
+          <w:lang w:eastAsia="pt-BR"/>
+          <w14:ligatures w14:val="none"/>
+        </w:rPr>
+        <w:t>Já a Regra 1/3 de Simpson atingiu a mesma precisão utilizando apenas 24 subdivisões.</w:t>
+      </w:r>
+    </w:p>
+    <w:p>
+      <w:pPr>
+        <w:rPr>
+          <w:rFonts w:ascii="Times New Roman" w:eastAsia="Times New Roman" w:hAnsi="Times New Roman" w:cs="Times New Roman"/>
+          <w:kern w:val="0"/>
+          <w:lang w:eastAsia="pt-BR"/>
+          <w14:ligatures w14:val="none"/>
+        </w:rPr>
+      </w:pPr>
+      <w:r>
+        <w:rPr>
           <w:noProof/>
-          <w:kern w:val="0"/>
-          <w:lang w:eastAsia="pt-BR"/>
-        </w:rPr>
-        <w:pict w14:anchorId="174D8729">
-          <v:rect id="_x0000_i1031" alt="" style="width:425.2pt;height:.05pt;mso-width-percent:0;mso-height-percent:0;mso-width-percent:0;mso-height-percent:0" o:hralign="center" o:hrstd="t" o:hr="t" fillcolor="#a0a0a0" stroked="f"/>
+        </w:rPr>
+      </w:r>
+      <w:r>
+        <w:pict w14:anchorId="168F1568">
+          <v:rect id="Horizontal Line 27" o:spid="_x0000_s1029" style="width:425.2pt;height:.05pt;visibility:visible;mso-wrap-style:square;mso-left-percent:-10001;mso-top-percent:-10001;mso-position-horizontal:absolute;mso-position-horizontal-relative:char;mso-position-vertical:absolute;mso-position-vertical-relative:line;mso-left-percent:-10001;mso-top-percent:-10001;v-text-anchor:top" o:gfxdata="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" filled="f">
+            <o:lock v:ext="edit" rotation="t" aspectratio="t" verticies="t" text="t" shapetype="t"/>
+            <w10:anchorlock/>
+          </v:rect>
         </w:pict>
       </w:r>
     </w:p>
     <w:p>
       <w:pPr>
         <w:spacing w:before="100" w:beforeAutospacing="1" w:after="100" w:afterAutospacing="1"/>
-        <w:rPr>
-          <w:rFonts w:ascii="Times New Roman" w:eastAsia="Times New Roman" w:hAnsi="Times New Roman" w:cs="Times New Roman"/>
-          <w:kern w:val="0"/>
-          <w:lang w:eastAsia="pt-BR"/>
-          <w14:ligatures w14:val="none"/>
-        </w:rPr>
-      </w:pPr>
-      <w:r>
-        <w:rPr>
-          <w:rFonts w:ascii="Times New Roman" w:eastAsia="Times New Roman" w:hAnsi="Times New Roman" w:cs="Times New Roman"/>
-          <w:b/>
-          <w:bCs/>
-          <w:kern w:val="0"/>
-          <w:lang w:eastAsia="pt-BR"/>
-          <w14:ligatures w14:val="none"/>
-        </w:rPr>
-        <w:t>Slide 19 – Solução Analítica</w:t>
-      </w:r>
-    </w:p>
-    <w:p>
-      <w:pPr>
-        <w:spacing w:before="100" w:beforeAutospacing="1" w:after="100" w:afterAutospacing="1"/>
-        <w:rPr>
-          <w:rFonts w:ascii="Times New Roman" w:eastAsia="Times New Roman" w:hAnsi="Times New Roman" w:cs="Times New Roman"/>
-          <w:kern w:val="0"/>
-          <w:lang w:eastAsia="pt-BR"/>
-          <w14:ligatures w14:val="none"/>
-        </w:rPr>
-      </w:pPr>
-      <w:r>
-        <w:rPr>
-          <w:rFonts w:ascii="Times New Roman" w:eastAsia="Times New Roman" w:hAnsi="Times New Roman" w:cs="Times New Roman"/>
-          <w:kern w:val="0"/>
-          <w:lang w:eastAsia="pt-BR"/>
-          <w14:ligatures w14:val="none"/>
-        </w:rPr>
-        <w:t>"A solução analítica resultou em uma distância aproximada de 333,926 metros, utilizada como referência."</w:t>
-      </w:r>
-    </w:p>
-    <w:p>
-      <w:pPr>
-        <w:rPr>
-          <w:rFonts w:ascii="Times New Roman" w:eastAsia="Times New Roman" w:hAnsi="Times New Roman" w:cs="Times New Roman"/>
-          <w:kern w:val="0"/>
-          <w:lang w:eastAsia="pt-BR"/>
-          <w14:ligatures w14:val="none"/>
-        </w:rPr>
-      </w:pPr>
-      <w:r>
-        <w:rPr>
-          <w:rFonts w:ascii="Times New Roman" w:eastAsia="Times New Roman" w:hAnsi="Times New Roman" w:cs="Times New Roman"/>
+        <w:outlineLvl w:val="2"/>
+        <w:rPr>
+          <w:rFonts w:ascii="Times New Roman" w:eastAsia="Times New Roman" w:hAnsi="Times New Roman" w:cs="Times New Roman"/>
+          <w:b/>
+          <w:bCs/>
+          <w:kern w:val="0"/>
+          <w:sz w:val="27"/>
+          <w:szCs w:val="27"/>
+          <w:lang w:eastAsia="pt-BR"/>
+          <w14:ligatures w14:val="none"/>
+        </w:rPr>
+      </w:pPr>
+      <w:r>
+        <w:rPr>
+          <w:rFonts w:ascii="Times New Roman" w:eastAsia="Times New Roman" w:hAnsi="Times New Roman" w:cs="Times New Roman"/>
+          <w:b/>
+          <w:bCs/>
+          <w:kern w:val="0"/>
+          <w:sz w:val="27"/>
+          <w:szCs w:val="27"/>
+          <w:lang w:eastAsia="pt-BR"/>
+          <w14:ligatures w14:val="none"/>
+        </w:rPr>
+        <w:t>Slide 27 – Comparação</w:t>
+      </w:r>
+    </w:p>
+    <w:p>
+      <w:pPr>
+        <w:spacing w:before="100" w:beforeAutospacing="1" w:after="100" w:afterAutospacing="1"/>
+        <w:rPr>
+          <w:rFonts w:ascii="Times New Roman" w:eastAsia="Times New Roman" w:hAnsi="Times New Roman" w:cs="Times New Roman"/>
+          <w:kern w:val="0"/>
+          <w:lang w:eastAsia="pt-BR"/>
+          <w14:ligatures w14:val="none"/>
+        </w:rPr>
+      </w:pPr>
+      <w:r>
+        <w:rPr>
+          <w:rFonts w:ascii="Times New Roman" w:eastAsia="Times New Roman" w:hAnsi="Times New Roman" w:cs="Times New Roman"/>
+          <w:kern w:val="0"/>
+          <w:lang w:eastAsia="pt-BR"/>
+          <w14:ligatures w14:val="none"/>
+        </w:rPr>
+        <w:t>Os dois métodos alcançaram a precisão desejada. Entretanto, Simpson necessitou aproximadamente 28 vezes menos subdivisões, mostrando uma convergência muito mais rápida.</w:t>
+      </w:r>
+    </w:p>
+    <w:p>
+      <w:pPr>
+        <w:rPr>
+          <w:rFonts w:ascii="Times New Roman" w:eastAsia="Times New Roman" w:hAnsi="Times New Roman" w:cs="Times New Roman"/>
+          <w:kern w:val="0"/>
+          <w:lang w:eastAsia="pt-BR"/>
+          <w14:ligatures w14:val="none"/>
+        </w:rPr>
+      </w:pPr>
+      <w:r>
+        <w:rPr>
           <w:noProof/>
-          <w:kern w:val="0"/>
-          <w:lang w:eastAsia="pt-BR"/>
-        </w:rPr>
-        <w:pict w14:anchorId="19B7AC6D">
-          <v:rect id="_x0000_i1030" alt="" style="width:425.2pt;height:.05pt;mso-width-percent:0;mso-height-percent:0;mso-width-percent:0;mso-height-percent:0" o:hralign="center" o:hrstd="t" o:hr="t" fillcolor="#a0a0a0" stroked="f"/>
+        </w:rPr>
+      </w:r>
+      <w:r>
+        <w:pict w14:anchorId="329CF74B">
+          <v:rect id="Horizontal Line 28" o:spid="_x0000_s1028" style="width:425.2pt;height:.05pt;visibility:visible;mso-wrap-style:square;mso-left-percent:-10001;mso-top-percent:-10001;mso-position-horizontal:absolute;mso-position-horizontal-relative:char;mso-position-vertical:absolute;mso-position-vertical-relative:line;mso-left-percent:-10001;mso-top-percent:-10001;v-text-anchor:top" o:gfxdata="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" filled="f">
+            <o:lock v:ext="edit" rotation="t" aspectratio="t" verticies="t" text="t" shapetype="t"/>
+            <w10:anchorlock/>
+          </v:rect>
         </w:pict>
       </w:r>
     </w:p>
     <w:p>
       <w:pPr>
         <w:spacing w:before="100" w:beforeAutospacing="1" w:after="100" w:afterAutospacing="1"/>
-        <w:rPr>
-          <w:rFonts w:ascii="Times New Roman" w:eastAsia="Times New Roman" w:hAnsi="Times New Roman" w:cs="Times New Roman"/>
-          <w:kern w:val="0"/>
-          <w:lang w:eastAsia="pt-BR"/>
-          <w14:ligatures w14:val="none"/>
-        </w:rPr>
-      </w:pPr>
-      <w:r>
-        <w:rPr>
-          <w:rFonts w:ascii="Times New Roman" w:eastAsia="Times New Roman" w:hAnsi="Times New Roman" w:cs="Times New Roman"/>
-          <w:b/>
-          <w:bCs/>
-          <w:kern w:val="0"/>
-          <w:lang w:eastAsia="pt-BR"/>
-          <w14:ligatures w14:val="none"/>
-        </w:rPr>
-        <w:t>Slide 20 – Trapézio</w:t>
-      </w:r>
-    </w:p>
-    <w:p>
-      <w:pPr>
-        <w:spacing w:before="100" w:beforeAutospacing="1" w:after="100" w:afterAutospacing="1"/>
-        <w:rPr>
-          <w:rFonts w:ascii="Times New Roman" w:eastAsia="Times New Roman" w:hAnsi="Times New Roman" w:cs="Times New Roman"/>
-          <w:kern w:val="0"/>
-          <w:lang w:eastAsia="pt-BR"/>
-          <w14:ligatures w14:val="none"/>
-        </w:rPr>
-      </w:pPr>
-      <w:r>
-        <w:rPr>
-          <w:rFonts w:ascii="Times New Roman" w:eastAsia="Times New Roman" w:hAnsi="Times New Roman" w:cs="Times New Roman"/>
-          <w:kern w:val="0"/>
-          <w:lang w:eastAsia="pt-BR"/>
-          <w14:ligatures w14:val="none"/>
-        </w:rPr>
-        <w:t>"Para atingir a precisão exigida, o método do Trapézio precisou de 669 subdivisões."</w:t>
-      </w:r>
-    </w:p>
-    <w:p>
-      <w:pPr>
-        <w:rPr>
-          <w:rFonts w:ascii="Times New Roman" w:eastAsia="Times New Roman" w:hAnsi="Times New Roman" w:cs="Times New Roman"/>
-          <w:kern w:val="0"/>
-          <w:lang w:eastAsia="pt-BR"/>
-          <w14:ligatures w14:val="none"/>
-        </w:rPr>
-      </w:pPr>
-      <w:r>
-        <w:rPr>
-          <w:rFonts w:ascii="Times New Roman" w:eastAsia="Times New Roman" w:hAnsi="Times New Roman" w:cs="Times New Roman"/>
+        <w:outlineLvl w:val="2"/>
+        <w:rPr>
+          <w:rFonts w:ascii="Times New Roman" w:eastAsia="Times New Roman" w:hAnsi="Times New Roman" w:cs="Times New Roman"/>
+          <w:b/>
+          <w:bCs/>
+          <w:kern w:val="0"/>
+          <w:sz w:val="27"/>
+          <w:szCs w:val="27"/>
+          <w:lang w:eastAsia="pt-BR"/>
+          <w14:ligatures w14:val="none"/>
+        </w:rPr>
+      </w:pPr>
+      <w:r>
+        <w:rPr>
+          <w:rFonts w:ascii="Times New Roman" w:eastAsia="Times New Roman" w:hAnsi="Times New Roman" w:cs="Times New Roman"/>
+          <w:b/>
+          <w:bCs/>
+          <w:kern w:val="0"/>
+          <w:sz w:val="27"/>
+          <w:szCs w:val="27"/>
+          <w:lang w:eastAsia="pt-BR"/>
+          <w14:ligatures w14:val="none"/>
+        </w:rPr>
+        <w:t>Slide 28 – Conclusões</w:t>
+      </w:r>
+    </w:p>
+    <w:p>
+      <w:pPr>
+        <w:spacing w:before="100" w:beforeAutospacing="1" w:after="100" w:afterAutospacing="1"/>
+        <w:rPr>
+          <w:rFonts w:ascii="Times New Roman" w:eastAsia="Times New Roman" w:hAnsi="Times New Roman" w:cs="Times New Roman"/>
+          <w:kern w:val="0"/>
+          <w:lang w:eastAsia="pt-BR"/>
+          <w14:ligatures w14:val="none"/>
+        </w:rPr>
+      </w:pPr>
+      <w:r>
+        <w:rPr>
+          <w:rFonts w:ascii="Times New Roman" w:eastAsia="Times New Roman" w:hAnsi="Times New Roman" w:cs="Times New Roman"/>
+          <w:kern w:val="0"/>
+          <w:lang w:eastAsia="pt-BR"/>
+          <w14:ligatures w14:val="none"/>
+        </w:rPr>
+        <w:t>Concluímos que as regras compostas são mais precisas que as simples, que a Quadratura de Gauss com três pontos foi o método mais preciso no primeiro exercício e que, no segundo, a Regra 1/3 de Simpson foi a mais eficiente.</w:t>
+      </w:r>
+    </w:p>
+    <w:p>
+      <w:pPr>
+        <w:rPr>
+          <w:rFonts w:ascii="Times New Roman" w:eastAsia="Times New Roman" w:hAnsi="Times New Roman" w:cs="Times New Roman"/>
+          <w:kern w:val="0"/>
+          <w:lang w:eastAsia="pt-BR"/>
+          <w14:ligatures w14:val="none"/>
+        </w:rPr>
+      </w:pPr>
+      <w:r>
+        <w:rPr>
           <w:noProof/>
-          <w:kern w:val="0"/>
-          <w:lang w:eastAsia="pt-BR"/>
-        </w:rPr>
-        <w:pict w14:anchorId="15ED4CFE">
-          <v:rect id="_x0000_i1029" alt="" style="width:425.2pt;height:.05pt;mso-width-percent:0;mso-height-percent:0;mso-width-percent:0;mso-height-percent:0" o:hralign="center" o:hrstd="t" o:hr="t" fillcolor="#a0a0a0" stroked="f"/>
+        </w:rPr>
+      </w:r>
+      <w:r>
+        <w:pict w14:anchorId="086F3B41">
+          <v:rect id="Horizontal Line 29" o:spid="_x0000_s1027" style="width:425.2pt;height:.05pt;visibility:visible;mso-wrap-style:square;mso-left-percent:-10001;mso-top-percent:-10001;mso-position-horizontal:absolute;mso-position-horizontal-relative:char;mso-position-vertical:absolute;mso-position-vertical-relative:line;mso-left-percent:-10001;mso-top-percent:-10001;v-text-anchor:top" o:gfxdata="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" filled="f">
+            <o:lock v:ext="edit" rotation="t" aspectratio="t" verticies="t" text="t" shapetype="t"/>
+            <w10:anchorlock/>
+          </v:rect>
         </w:pict>
       </w:r>
     </w:p>
     <w:p>
       <w:pPr>
         <w:spacing w:before="100" w:beforeAutospacing="1" w:after="100" w:afterAutospacing="1"/>
-        <w:rPr>
-          <w:rFonts w:ascii="Times New Roman" w:eastAsia="Times New Roman" w:hAnsi="Times New Roman" w:cs="Times New Roman"/>
-          <w:kern w:val="0"/>
-          <w:lang w:eastAsia="pt-BR"/>
-          <w14:ligatures w14:val="none"/>
-        </w:rPr>
-      </w:pPr>
-      <w:r>
-        <w:rPr>
-          <w:rFonts w:ascii="Times New Roman" w:eastAsia="Times New Roman" w:hAnsi="Times New Roman" w:cs="Times New Roman"/>
-          <w:b/>
-          <w:bCs/>
-          <w:kern w:val="0"/>
-          <w:lang w:eastAsia="pt-BR"/>
-          <w14:ligatures w14:val="none"/>
-        </w:rPr>
-        <w:t>Slide 21 – Simpson</w:t>
-      </w:r>
-    </w:p>
-    <w:p>
-      <w:pPr>
-        <w:spacing w:before="100" w:beforeAutospacing="1" w:after="100" w:afterAutospacing="1"/>
-        <w:rPr>
-          <w:rFonts w:ascii="Times New Roman" w:eastAsia="Times New Roman" w:hAnsi="Times New Roman" w:cs="Times New Roman"/>
-          <w:kern w:val="0"/>
-          <w:lang w:eastAsia="pt-BR"/>
-          <w14:ligatures w14:val="none"/>
-        </w:rPr>
-      </w:pPr>
-      <w:r>
-        <w:rPr>
-          <w:rFonts w:ascii="Times New Roman" w:eastAsia="Times New Roman" w:hAnsi="Times New Roman" w:cs="Times New Roman"/>
-          <w:kern w:val="0"/>
-          <w:lang w:eastAsia="pt-BR"/>
-          <w14:ligatures w14:val="none"/>
-        </w:rPr>
-        <w:t>"Já a Regra 1/3 de Simpson atingiu a mesma precisão utilizando apenas 24 subdivisões."</w:t>
-      </w:r>
-    </w:p>
-    <w:p>
-      <w:pPr>
-        <w:rPr>
-          <w:rFonts w:ascii="Times New Roman" w:eastAsia="Times New Roman" w:hAnsi="Times New Roman" w:cs="Times New Roman"/>
-          <w:kern w:val="0"/>
-          <w:lang w:eastAsia="pt-BR"/>
-          <w14:ligatures w14:val="none"/>
-        </w:rPr>
-      </w:pPr>
-      <w:r>
-        <w:rPr>
-          <w:rFonts w:ascii="Times New Roman" w:eastAsia="Times New Roman" w:hAnsi="Times New Roman" w:cs="Times New Roman"/>
+        <w:outlineLvl w:val="2"/>
+        <w:rPr>
+          <w:rFonts w:ascii="Times New Roman" w:eastAsia="Times New Roman" w:hAnsi="Times New Roman" w:cs="Times New Roman"/>
+          <w:b/>
+          <w:bCs/>
+          <w:kern w:val="0"/>
+          <w:sz w:val="27"/>
+          <w:szCs w:val="27"/>
+          <w:lang w:eastAsia="pt-BR"/>
+          <w14:ligatures w14:val="none"/>
+        </w:rPr>
+      </w:pPr>
+      <w:r>
+        <w:rPr>
+          <w:rFonts w:ascii="Times New Roman" w:eastAsia="Times New Roman" w:hAnsi="Times New Roman" w:cs="Times New Roman"/>
+          <w:b/>
+          <w:bCs/>
+          <w:kern w:val="0"/>
+          <w:sz w:val="27"/>
+          <w:szCs w:val="27"/>
+          <w:lang w:eastAsia="pt-BR"/>
+          <w14:ligatures w14:val="none"/>
+        </w:rPr>
+        <w:t>Slide 29 – Obrigado</w:t>
+      </w:r>
+    </w:p>
+    <w:p>
+      <w:pPr>
+        <w:spacing w:before="100" w:beforeAutospacing="1" w:after="100" w:afterAutospacing="1"/>
+        <w:rPr>
+          <w:rFonts w:ascii="Times New Roman" w:eastAsia="Times New Roman" w:hAnsi="Times New Roman" w:cs="Times New Roman"/>
+          <w:kern w:val="0"/>
+          <w:lang w:eastAsia="pt-BR"/>
+          <w14:ligatures w14:val="none"/>
+        </w:rPr>
+      </w:pPr>
+      <w:r>
+        <w:rPr>
+          <w:rFonts w:ascii="Times New Roman" w:eastAsia="Times New Roman" w:hAnsi="Times New Roman" w:cs="Times New Roman"/>
+          <w:kern w:val="0"/>
+          <w:lang w:eastAsia="pt-BR"/>
+          <w14:ligatures w14:val="none"/>
+        </w:rPr>
+        <w:t>Muito obrigado pela atenção. Estamos à disposição para responder às perguntas.</w:t>
+      </w:r>
+    </w:p>
+    <w:p>
+      <w:pPr>
+        <w:rPr>
+          <w:rFonts w:ascii="Times New Roman" w:eastAsia="Times New Roman" w:hAnsi="Times New Roman" w:cs="Times New Roman"/>
+          <w:kern w:val="0"/>
+          <w:lang w:eastAsia="pt-BR"/>
+          <w14:ligatures w14:val="none"/>
+        </w:rPr>
+      </w:pPr>
+      <w:r>
+        <w:rPr>
           <w:noProof/>
-          <w:kern w:val="0"/>
-          <w:lang w:eastAsia="pt-BR"/>
-        </w:rPr>
-        <w:pict w14:anchorId="2A3CD943">
-          <v:rect id="_x0000_i1028" alt="" style="width:425.2pt;height:.05pt;mso-width-percent:0;mso-height-percent:0;mso-width-percent:0;mso-height-percent:0" o:hralign="center" o:hrstd="t" o:hr="t" fillcolor="#a0a0a0" stroked="f"/>
+        </w:rPr>
+      </w:r>
+      <w:r>
+        <w:pict w14:anchorId="3D225872">
+          <v:rect id="Horizontal Line 30" o:spid="_x0000_s1026" style="width:425.2pt;height:.05pt;visibility:visible;mso-wrap-style:square;mso-left-percent:-10001;mso-top-percent:-10001;mso-position-horizontal:absolute;mso-position-horizontal-relative:char;mso-position-vertical:absolute;mso-position-vertical-relative:line;mso-left-percent:-10001;mso-top-percent:-10001;v-text-anchor:top" o:gfxdata="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" filled="f">
+            <o:lock v:ext="edit" rotation="t" aspectratio="t" verticies="t" text="t" shapetype="t"/>
+            <w10:anchorlock/>
+          </v:rect>
         </w:pict>
       </w:r>
     </w:p>
-    <w:p>
-      <w:pPr>
-        <w:spacing w:before="100" w:beforeAutospacing="1" w:after="100" w:afterAutospacing="1"/>
-        <w:rPr>
-          <w:rFonts w:ascii="Times New Roman" w:eastAsia="Times New Roman" w:hAnsi="Times New Roman" w:cs="Times New Roman"/>
-          <w:kern w:val="0"/>
-          <w:lang w:eastAsia="pt-BR"/>
-          <w14:ligatures w14:val="none"/>
-        </w:rPr>
-      </w:pPr>
-      <w:r>
-        <w:rPr>
-          <w:rFonts w:ascii="Times New Roman" w:eastAsia="Times New Roman" w:hAnsi="Times New Roman" w:cs="Times New Roman"/>
-          <w:b/>
-          <w:bCs/>
-          <w:kern w:val="0"/>
-          <w:lang w:eastAsia="pt-BR"/>
-          <w14:ligatures w14:val="none"/>
-        </w:rPr>
-        <w:t>Slide 22 – Comparação</w:t>
-      </w:r>
-    </w:p>
-    <w:p>
-      <w:pPr>
-        <w:spacing w:before="100" w:beforeAutospacing="1" w:after="100" w:afterAutospacing="1"/>
-        <w:rPr>
-          <w:rFonts w:ascii="Times New Roman" w:eastAsia="Times New Roman" w:hAnsi="Times New Roman" w:cs="Times New Roman"/>
-          <w:kern w:val="0"/>
-          <w:lang w:eastAsia="pt-BR"/>
-          <w14:ligatures w14:val="none"/>
-        </w:rPr>
-      </w:pPr>
-      <w:r>
-        <w:rPr>
-          <w:rFonts w:ascii="Times New Roman" w:eastAsia="Times New Roman" w:hAnsi="Times New Roman" w:cs="Times New Roman"/>
-          <w:kern w:val="0"/>
-          <w:lang w:eastAsia="pt-BR"/>
-          <w14:ligatures w14:val="none"/>
-        </w:rPr>
-        <w:t>"Comparando os dois métodos, percebemos que ambos alcançaram a precisão desejada, porém Simpson necessitou aproximadamente 28 vezes menos subdivisões."</w:t>
-      </w:r>
-    </w:p>
-    <w:p>
-      <w:pPr>
-        <w:rPr>
-          <w:rFonts w:ascii="Times New Roman" w:eastAsia="Times New Roman" w:hAnsi="Times New Roman" w:cs="Times New Roman"/>
-          <w:kern w:val="0"/>
-          <w:lang w:eastAsia="pt-BR"/>
-          <w14:ligatures w14:val="none"/>
-        </w:rPr>
-      </w:pPr>
-      <w:r>
-        <w:rPr>
-          <w:rFonts w:ascii="Times New Roman" w:eastAsia="Times New Roman" w:hAnsi="Times New Roman" w:cs="Times New Roman"/>
-          <w:noProof/>
-          <w:kern w:val="0"/>
-          <w:lang w:eastAsia="pt-BR"/>
-        </w:rPr>
-        <w:pict w14:anchorId="5BFBF821">
-          <v:rect id="_x0000_i1027" alt="" style="width:425.2pt;height:.05pt;mso-width-percent:0;mso-height-percent:0;mso-width-percent:0;mso-height-percent:0" o:hralign="center" o:hrstd="t" o:hr="t" fillcolor="#a0a0a0" stroked="f"/>
-        </w:pict>
-      </w:r>
-    </w:p>
-    <w:p>
-      <w:pPr>
-        <w:spacing w:before="100" w:beforeAutospacing="1" w:after="100" w:afterAutospacing="1"/>
-        <w:rPr>
-          <w:rFonts w:ascii="Times New Roman" w:eastAsia="Times New Roman" w:hAnsi="Times New Roman" w:cs="Times New Roman"/>
-          <w:kern w:val="0"/>
-          <w:lang w:eastAsia="pt-BR"/>
-          <w14:ligatures w14:val="none"/>
-        </w:rPr>
-      </w:pPr>
-      <w:r>
-        <w:rPr>
-          <w:rFonts w:ascii="Times New Roman" w:eastAsia="Times New Roman" w:hAnsi="Times New Roman" w:cs="Times New Roman"/>
-          <w:b/>
-          <w:bCs/>
-          <w:kern w:val="0"/>
-          <w:lang w:eastAsia="pt-BR"/>
-          <w14:ligatures w14:val="none"/>
-        </w:rPr>
-        <w:t>Slide 23 – Conclusões</w:t>
-      </w:r>
-    </w:p>
-    <w:p>
-      <w:pPr>
-        <w:spacing w:before="100" w:beforeAutospacing="1" w:after="100" w:afterAutospacing="1"/>
-        <w:rPr>
-          <w:rFonts w:ascii="Times New Roman" w:eastAsia="Times New Roman" w:hAnsi="Times New Roman" w:cs="Times New Roman"/>
-          <w:kern w:val="0"/>
-          <w:lang w:eastAsia="pt-BR"/>
-          <w14:ligatures w14:val="none"/>
-        </w:rPr>
-      </w:pPr>
-      <w:r>
-        <w:rPr>
-          <w:rFonts w:ascii="Times New Roman" w:eastAsia="Times New Roman" w:hAnsi="Times New Roman" w:cs="Times New Roman"/>
-          <w:kern w:val="0"/>
-          <w:lang w:eastAsia="pt-BR"/>
-          <w14:ligatures w14:val="none"/>
-        </w:rPr>
-        <w:t>"Concluímos que as regras compostas são superiores às simples, a Quadratura de Gauss foi o método mais preciso no Exercício 1 e, no Exercício 2, Simpson apresentou convergência muito mais rápida que o Trapézio."</w:t>
-      </w:r>
-    </w:p>
-    <w:p>
-      <w:pPr>
-        <w:rPr>
-          <w:rFonts w:ascii="Times New Roman" w:eastAsia="Times New Roman" w:hAnsi="Times New Roman" w:cs="Times New Roman"/>
-          <w:kern w:val="0"/>
-          <w:lang w:eastAsia="pt-BR"/>
-          <w14:ligatures w14:val="none"/>
-        </w:rPr>
-      </w:pPr>
-      <w:r>
-        <w:rPr>
-          <w:rFonts w:ascii="Times New Roman" w:eastAsia="Times New Roman" w:hAnsi="Times New Roman" w:cs="Times New Roman"/>
-          <w:noProof/>
-          <w:kern w:val="0"/>
-          <w:lang w:eastAsia="pt-BR"/>
-        </w:rPr>
-        <w:pict w14:anchorId="0E1E8443">
-          <v:rect id="_x0000_i1026" alt="" style="width:425.2pt;height:.05pt;mso-width-percent:0;mso-height-percent:0;mso-width-percent:0;mso-height-percent:0" o:hralign="center" o:hrstd="t" o:hr="t" fillcolor="#a0a0a0" stroked="f"/>
-        </w:pict>
-      </w:r>
-    </w:p>
-    <w:p>
-      <w:pPr>
-        <w:spacing w:before="100" w:beforeAutospacing="1" w:after="100" w:afterAutospacing="1"/>
-        <w:rPr>
-          <w:rFonts w:ascii="Times New Roman" w:eastAsia="Times New Roman" w:hAnsi="Times New Roman" w:cs="Times New Roman"/>
-          <w:kern w:val="0"/>
-          <w:lang w:eastAsia="pt-BR"/>
-          <w14:ligatures w14:val="none"/>
-        </w:rPr>
-      </w:pPr>
-      <w:r>
-        <w:rPr>
-          <w:rFonts w:ascii="Times New Roman" w:eastAsia="Times New Roman" w:hAnsi="Times New Roman" w:cs="Times New Roman"/>
-          <w:b/>
-          <w:bCs/>
-          <w:kern w:val="0"/>
-          <w:lang w:eastAsia="pt-BR"/>
-          <w14:ligatures w14:val="none"/>
-        </w:rPr>
-        <w:t>Slide 24 – Encerramento</w:t>
-      </w:r>
-    </w:p>
-    <w:p>
-      <w:pPr>
-        <w:spacing w:before="100" w:beforeAutospacing="1" w:after="100" w:afterAutospacing="1"/>
-        <w:rPr>
-          <w:rFonts w:ascii="Times New Roman" w:eastAsia="Times New Roman" w:hAnsi="Times New Roman" w:cs="Times New Roman"/>
-          <w:kern w:val="0"/>
-          <w:lang w:eastAsia="pt-BR"/>
-          <w14:ligatures w14:val="none"/>
-        </w:rPr>
-      </w:pPr>
-      <w:r>
-        <w:rPr>
-          <w:rFonts w:ascii="Times New Roman" w:eastAsia="Times New Roman" w:hAnsi="Times New Roman" w:cs="Times New Roman"/>
-          <w:kern w:val="0"/>
-          <w:lang w:eastAsia="pt-BR"/>
-          <w14:ligatures w14:val="none"/>
-        </w:rPr>
-        <w:t>"Esses foram os resultados obtidos. Muito obrigado pela atenção. Estamos à disposição para responder perguntas."</w:t>
-      </w:r>
-    </w:p>
-    <w:p>
-      <w:pPr>
-        <w:rPr>
-          <w:rFonts w:ascii="Times New Roman" w:eastAsia="Times New Roman" w:hAnsi="Times New Roman" w:cs="Times New Roman"/>
-          <w:kern w:val="0"/>
-          <w:lang w:eastAsia="pt-BR"/>
-          <w14:ligatures w14:val="none"/>
-        </w:rPr>
-      </w:pPr>
-      <w:r>
-        <w:rPr>
-          <w:rFonts w:ascii="Times New Roman" w:eastAsia="Times New Roman" w:hAnsi="Times New Roman" w:cs="Times New Roman"/>
-          <w:noProof/>
-          <w:kern w:val="0"/>
-          <w:lang w:eastAsia="pt-BR"/>
-        </w:rPr>
-        <w:pict w14:anchorId="3AFBF123">
-          <v:rect id="_x0000_i1025" alt="" style="width:425.2pt;height:.05pt;mso-width-percent:0;mso-height-percent:0;mso-width-percent:0;mso-height-percent:0" o:hralign="center" o:hrstd="t" o:hr="t" fillcolor="#a0a0a0" stroked="f"/>
-        </w:pict>
-      </w:r>
-    </w:p>
+    <w:bookmarkEnd w:id="0"/>
     <w:p/>
     <w:sectPr>
       <w:pgSz w:w="11906" w:h="16838"/>
@@ -2457,7 +2859,6 @@
     <w:next w:val="Normal"/>
     <w:link w:val="Ttulo3Char"/>
     <w:uiPriority w:val="9"/>
-    <w:semiHidden/>
     <w:unhideWhenUsed/>
     <w:qFormat/>
     <w:rsid w:val="003B2644"/>
@@ -2662,7 +3063,6 @@
     <w:basedOn w:val="Fontepargpadro"/>
     <w:link w:val="Ttulo3"/>
     <w:uiPriority w:val="9"/>
-    <w:semiHidden/>
     <w:rsid w:val="003B2644"/>
     <w:rPr>
       <w:rFonts w:eastAsiaTheme="majorEastAsia" w:cstheme="majorBidi"/>
